--- a/BubbleFish - Planning/2026.03.25 - BubbleFish-Master-Build-Plan.docx
+++ b/BubbleFish - Planning/2026.03.25 - BubbleFish-Master-Build-Plan.docx
@@ -73,7 +73,25 @@
           <w:szCs w:val="20"/>
         </w:rPr>
         <w:br/>
-        <w:t xml:space="preserve"> March 25, 2026  |  Version 1.0</w:t>
+        <w:t xml:space="preserve"> March 25, </w:t>
+      </w:r>
+      <w:proofErr w:type="gramStart"/>
+      <w:r>
+        <w:rPr>
+          <w:color w:val="666666"/>
+          <w:sz w:val="20"/>
+          <w:szCs w:val="20"/>
+        </w:rPr>
+        <w:t>2026  |</w:t>
+      </w:r>
+      <w:proofErr w:type="gramEnd"/>
+      <w:r>
+        <w:rPr>
+          <w:color w:val="666666"/>
+          <w:sz w:val="20"/>
+          <w:szCs w:val="20"/>
+        </w:rPr>
+        <w:t xml:space="preserve">  Version 1.0</w:t>
       </w:r>
     </w:p>
     <w:p>
@@ -89,7 +107,29 @@
           <w:sz w:val="20"/>
           <w:szCs w:val="20"/>
         </w:rPr>
-        <w:t>This document is a living build plan. Update it as you ship each phase.</w:t>
+        <w:t xml:space="preserve">This document is a living </w:t>
+      </w:r>
+      <w:proofErr w:type="gramStart"/>
+      <w:r>
+        <w:rPr>
+          <w:i/>
+          <w:iCs/>
+          <w:color w:val="888888"/>
+          <w:sz w:val="20"/>
+          <w:szCs w:val="20"/>
+        </w:rPr>
+        <w:t>build</w:t>
+      </w:r>
+      <w:proofErr w:type="gramEnd"/>
+      <w:r>
+        <w:rPr>
+          <w:i/>
+          <w:iCs/>
+          <w:color w:val="888888"/>
+          <w:sz w:val="20"/>
+          <w:szCs w:val="20"/>
+        </w:rPr>
+        <w:t xml:space="preserve"> plan. Update it as you ship each phase.</w:t>
       </w:r>
     </w:p>
     <w:p>
@@ -110,8 +150,29 @@
       <w:pPr>
         <w:spacing w:after="120"/>
       </w:pPr>
-      <w:r>
-        <w:t>BubbleFish is a lightweight, build-time AI orchestration compiler built in Node.js. It solves a specific, growing problem: when you run multiple AI tools (Claude, ChatGPT, Perplexity Comet, local models via Ollama) and want them all to read from and write to a single shared database, you currently need a separate server for each connection. BubbleFish eliminates that fragmentation.</w:t>
+      <w:proofErr w:type="spellStart"/>
+      <w:r>
+        <w:t>BubbleFish</w:t>
+      </w:r>
+      <w:proofErr w:type="spellEnd"/>
+      <w:r>
+        <w:t xml:space="preserve"> is a lightweight, </w:t>
+      </w:r>
+      <w:proofErr w:type="gramStart"/>
+      <w:r>
+        <w:t>build</w:t>
+      </w:r>
+      <w:proofErr w:type="gramEnd"/>
+      <w:r>
+        <w:t xml:space="preserve">-time AI orchestration compiler built in Node.js. It solves a specific, growing problem: when you run multiple AI tools (Claude, ChatGPT, Perplexity Comet, local models via Ollama) and want them all to read from and write to a single shared database, you currently need a separate server for each connection. </w:t>
+      </w:r>
+      <w:proofErr w:type="spellStart"/>
+      <w:r>
+        <w:t>BubbleFish</w:t>
+      </w:r>
+      <w:proofErr w:type="spellEnd"/>
+      <w:r>
+        <w:t xml:space="preserve"> eliminates that fragmentation.</w:t>
       </w:r>
     </w:p>
     <w:p>
@@ -119,7 +180,23 @@
         <w:spacing w:after="120"/>
       </w:pPr>
       <w:r>
-        <w:t>Instead of runtime translation (which adds latency and failure points), BubbleFish compiles optimized JavaScript translation files at build time. You drop config files into folders, run a build command, and BubbleFish generates hardcoded route handlers that know exactly how to translate each AI source into the format your destination database expects. Zero runtime interpretation. Zero guesswork.</w:t>
+        <w:t xml:space="preserve">Instead of runtime translation (which adds latency and failure points), </w:t>
+      </w:r>
+      <w:proofErr w:type="spellStart"/>
+      <w:r>
+        <w:t>BubbleFish</w:t>
+      </w:r>
+      <w:proofErr w:type="spellEnd"/>
+      <w:r>
+        <w:t xml:space="preserve"> compiles optimized JavaScript translation files at build time. You drop config files into folders, run a build command, and </w:t>
+      </w:r>
+      <w:proofErr w:type="spellStart"/>
+      <w:r>
+        <w:t>BubbleFish</w:t>
+      </w:r>
+      <w:proofErr w:type="spellEnd"/>
+      <w:r>
+        <w:t xml:space="preserve"> generates hardcoded route handlers that know exactly how to translate each AI source into the format your destination database expects. Zero runtime interpretation. Zero guesswork.</w:t>
       </w:r>
     </w:p>
     <w:p>
@@ -231,7 +308,31 @@
         <w:spacing w:after="120"/>
       </w:pPr>
       <w:r>
-        <w:t>Short answer: the concept of an AI gateway exists, but nobody is building what BubbleFish does in the way BubbleFish does it. Here is exactly where BubbleFish sits relative to the existing market:</w:t>
+        <w:t xml:space="preserve">Short answer: the concept of an AI gateway exists, but nobody is building what </w:t>
+      </w:r>
+      <w:proofErr w:type="spellStart"/>
+      <w:r>
+        <w:t>BubbleFish</w:t>
+      </w:r>
+      <w:proofErr w:type="spellEnd"/>
+      <w:r>
+        <w:t xml:space="preserve"> does in the way </w:t>
+      </w:r>
+      <w:proofErr w:type="spellStart"/>
+      <w:r>
+        <w:t>BubbleFish</w:t>
+      </w:r>
+      <w:proofErr w:type="spellEnd"/>
+      <w:r>
+        <w:t xml:space="preserve"> does it. Here is exactly where </w:t>
+      </w:r>
+      <w:proofErr w:type="spellStart"/>
+      <w:r>
+        <w:t>BubbleFish</w:t>
+      </w:r>
+      <w:proofErr w:type="spellEnd"/>
+      <w:r>
+        <w:t xml:space="preserve"> sits relative to the existing market:</w:t>
       </w:r>
     </w:p>
     <w:p>
@@ -266,12 +367,6 @@
         <w:gridCol w:w="3960"/>
       </w:tblGrid>
       <w:tr>
-        <w:tblPrEx>
-          <w:tblCellMar>
-            <w:top w:w="0" w:type="dxa"/>
-            <w:bottom w:w="0" w:type="dxa"/>
-          </w:tblCellMar>
-        </w:tblPrEx>
         <w:tc>
           <w:tcPr>
             <w:tcW w:w="1800" w:type="dxa"/>
@@ -388,18 +483,34 @@
                 <w:sz w:val="20"/>
                 <w:szCs w:val="20"/>
               </w:rPr>
-              <w:t>Why BubbleFish Is Different</w:t>
+              <w:t xml:space="preserve">Why </w:t>
+            </w:r>
+            <w:proofErr w:type="spellStart"/>
+            <w:r>
+              <w:rPr>
+                <w:b/>
+                <w:bCs/>
+                <w:color w:val="FFFFFF"/>
+                <w:sz w:val="20"/>
+                <w:szCs w:val="20"/>
+              </w:rPr>
+              <w:t>BubbleFish</w:t>
+            </w:r>
+            <w:proofErr w:type="spellEnd"/>
+            <w:r>
+              <w:rPr>
+                <w:b/>
+                <w:bCs/>
+                <w:color w:val="FFFFFF"/>
+                <w:sz w:val="20"/>
+                <w:szCs w:val="20"/>
+              </w:rPr>
+              <w:t xml:space="preserve"> Is Different</w:t>
             </w:r>
           </w:p>
         </w:tc>
       </w:tr>
       <w:tr>
-        <w:tblPrEx>
-          <w:tblCellMar>
-            <w:top w:w="0" w:type="dxa"/>
-            <w:bottom w:w="0" w:type="dxa"/>
-          </w:tblCellMar>
-        </w:tblPrEx>
         <w:tc>
           <w:tcPr>
             <w:tcW w:w="1800" w:type="dxa"/>
@@ -418,6 +529,7 @@
             </w:tcMar>
           </w:tcPr>
           <w:p>
+            <w:proofErr w:type="spellStart"/>
             <w:r>
               <w:rPr>
                 <w:b/>
@@ -427,6 +539,7 @@
               </w:rPr>
               <w:t>LiteLLM</w:t>
             </w:r>
+            <w:proofErr w:type="spellEnd"/>
           </w:p>
         </w:tc>
         <w:tc>
@@ -512,12 +625,6 @@
         </w:tc>
       </w:tr>
       <w:tr>
-        <w:tblPrEx>
-          <w:tblCellMar>
-            <w:top w:w="0" w:type="dxa"/>
-            <w:bottom w:w="0" w:type="dxa"/>
-          </w:tblCellMar>
-        </w:tblPrEx>
         <w:tc>
           <w:tcPr>
             <w:tcW w:w="1800" w:type="dxa"/>
@@ -624,18 +731,28 @@
                 <w:sz w:val="20"/>
                 <w:szCs w:val="20"/>
               </w:rPr>
-              <w:t>Enterprise infra focus, not designed for personal AI-to-database orchestration</w:t>
+              <w:t xml:space="preserve">Enterprise infra </w:t>
+            </w:r>
+            <w:proofErr w:type="gramStart"/>
+            <w:r>
+              <w:rPr>
+                <w:sz w:val="20"/>
+                <w:szCs w:val="20"/>
+              </w:rPr>
+              <w:t>focus</w:t>
+            </w:r>
+            <w:proofErr w:type="gramEnd"/>
+            <w:r>
+              <w:rPr>
+                <w:sz w:val="20"/>
+                <w:szCs w:val="20"/>
+              </w:rPr>
+              <w:t>, not designed for personal AI-to-database orchestration</w:t>
             </w:r>
           </w:p>
         </w:tc>
       </w:tr>
       <w:tr>
-        <w:tblPrEx>
-          <w:tblCellMar>
-            <w:top w:w="0" w:type="dxa"/>
-            <w:bottom w:w="0" w:type="dxa"/>
-          </w:tblCellMar>
-        </w:tblPrEx>
         <w:tc>
           <w:tcPr>
             <w:tcW w:w="1800" w:type="dxa"/>
@@ -748,12 +865,6 @@
         </w:tc>
       </w:tr>
       <w:tr>
-        <w:tblPrEx>
-          <w:tblCellMar>
-            <w:top w:w="0" w:type="dxa"/>
-            <w:bottom w:w="0" w:type="dxa"/>
-          </w:tblCellMar>
-        </w:tblPrEx>
         <w:tc>
           <w:tcPr>
             <w:tcW w:w="1800" w:type="dxa"/>
@@ -866,12 +977,6 @@
         </w:tc>
       </w:tr>
       <w:tr>
-        <w:tblPrEx>
-          <w:tblCellMar>
-            <w:top w:w="0" w:type="dxa"/>
-            <w:bottom w:w="0" w:type="dxa"/>
-          </w:tblCellMar>
-        </w:tblPrEx>
         <w:tc>
           <w:tcPr>
             <w:tcW w:w="1800" w:type="dxa"/>
@@ -984,12 +1089,6 @@
         </w:tc>
       </w:tr>
       <w:tr>
-        <w:tblPrEx>
-          <w:tblCellMar>
-            <w:top w:w="0" w:type="dxa"/>
-            <w:bottom w:w="0" w:type="dxa"/>
-          </w:tblCellMar>
-        </w:tblPrEx>
         <w:tc>
           <w:tcPr>
             <w:tcW w:w="1800" w:type="dxa"/>
@@ -1008,6 +1107,7 @@
             </w:tcMar>
           </w:tcPr>
           <w:p>
+            <w:proofErr w:type="spellStart"/>
             <w:r>
               <w:rPr>
                 <w:b/>
@@ -1017,6 +1117,7 @@
               </w:rPr>
               <w:t>OpenRouter</w:t>
             </w:r>
+            <w:proofErr w:type="spellEnd"/>
           </w:p>
         </w:tc>
         <w:tc>
@@ -1102,12 +1203,6 @@
         </w:tc>
       </w:tr>
       <w:tr>
-        <w:tblPrEx>
-          <w:tblCellMar>
-            <w:top w:w="0" w:type="dxa"/>
-            <w:bottom w:w="0" w:type="dxa"/>
-          </w:tblCellMar>
-        </w:tblPrEx>
         <w:tc>
           <w:tcPr>
             <w:tcW w:w="1800" w:type="dxa"/>
@@ -1187,7 +1282,23 @@
                 <w:sz w:val="20"/>
                 <w:szCs w:val="20"/>
               </w:rPr>
-              <w:t>Shared AI memory via Supabase + MCP</w:t>
+              <w:t xml:space="preserve">Shared AI memory via </w:t>
+            </w:r>
+            <w:proofErr w:type="spellStart"/>
+            <w:r>
+              <w:rPr>
+                <w:sz w:val="20"/>
+                <w:szCs w:val="20"/>
+              </w:rPr>
+              <w:t>Supabase</w:t>
+            </w:r>
+            <w:proofErr w:type="spellEnd"/>
+            <w:r>
+              <w:rPr>
+                <w:sz w:val="20"/>
+                <w:szCs w:val="20"/>
+              </w:rPr>
+              <w:t xml:space="preserve"> + MCP</w:t>
             </w:r>
           </w:p>
         </w:tc>
@@ -1209,12 +1320,21 @@
             </w:tcMar>
           </w:tcPr>
           <w:p>
-            <w:r>
-              <w:rPr>
-                <w:sz w:val="20"/>
-                <w:szCs w:val="20"/>
-              </w:rPr>
-              <w:t>BubbleFish could use OB1 as its Destination. They are complementary, not competing.</w:t>
+            <w:proofErr w:type="spellStart"/>
+            <w:r>
+              <w:rPr>
+                <w:sz w:val="20"/>
+                <w:szCs w:val="20"/>
+              </w:rPr>
+              <w:t>BubbleFish</w:t>
+            </w:r>
+            <w:proofErr w:type="spellEnd"/>
+            <w:r>
+              <w:rPr>
+                <w:sz w:val="20"/>
+                <w:szCs w:val="20"/>
+              </w:rPr>
+              <w:t xml:space="preserve"> could use OB1 as its Destination. They are complementary, not competing.</w:t>
             </w:r>
           </w:p>
         </w:tc>
@@ -1229,8 +1349,13 @@
       <w:pPr>
         <w:pStyle w:val="Heading2"/>
       </w:pPr>
-      <w:r>
-        <w:t>BubbleFish's Unique Position</w:t>
+      <w:proofErr w:type="spellStart"/>
+      <w:r>
+        <w:t>BubbleFish's</w:t>
+      </w:r>
+      <w:proofErr w:type="spellEnd"/>
+      <w:r>
+        <w:t xml:space="preserve"> Unique Position</w:t>
       </w:r>
     </w:p>
     <w:p>
@@ -1256,13 +1381,23 @@
       <w:pPr>
         <w:spacing w:after="120"/>
       </w:pPr>
+      <w:proofErr w:type="spellStart"/>
       <w:r>
         <w:rPr>
           <w:b/>
           <w:bCs/>
           <w:color w:val="000000"/>
         </w:rPr>
-        <w:t xml:space="preserve">BubbleFish is not an AI gateway. </w:t>
+        <w:t>BubbleFish</w:t>
+      </w:r>
+      <w:proofErr w:type="spellEnd"/>
+      <w:r>
+        <w:rPr>
+          <w:b/>
+          <w:bCs/>
+          <w:color w:val="000000"/>
+        </w:rPr>
+        <w:t xml:space="preserve"> is not an AI gateway. </w:t>
       </w:r>
       <w:r>
         <w:rPr>
@@ -1297,14 +1432,214 @@
       <w:pPr>
         <w:spacing w:after="200"/>
       </w:pPr>
+      <w:proofErr w:type="spellStart"/>
       <w:r>
         <w:rPr>
           <w:rFonts w:ascii="Consolas" w:eastAsia="Consolas" w:hAnsi="Consolas" w:cs="Consolas"/>
           <w:sz w:val="18"/>
           <w:szCs w:val="18"/>
         </w:rPr>
-        <w:t>bubblefish/ ├── /destinations/             &lt;-- Your target database(s) │   └── openbrain/ │       ├── connection.json     &lt;-- URL, auth type, credentials ref │       └── schema.json         &lt;-- Required fields the DB expects ├── /sources/                  &lt;-- AI apps that connect │   ├── claude/ │   │   └── mapping.json    &lt;-- How Claude output maps to schema │   ├── perplexity/ │   │   └── mapping.json │   └── ollama-local/ │       └── mapping.json ├── /compiled/                 &lt;-- Auto-generated (DO NOT EDIT) │   ├── claude.translated.js │   ├── perplexity.translated.js │   └── ollama-local.translated.js ├── /logs/                     &lt;-- Per-source error logs │   ├── claude.log │   ├── perplexity.log │   └── build-errors.log ├── /templates/                &lt;-- Starter mapping templates │   ├── source-template.json │   └── destination-template.json ├── build.js                   &lt;-- The Compiler ├── start.js                   &lt;-- The Runtime Server + CLI Dashboard ├── queue.js                   &lt;-- Concurrency queue engine ├── logger.js                  &lt;-- Per-source logging engine └── package.json</w:t>
-      </w:r>
+        <w:t>bubblefish</w:t>
+      </w:r>
+      <w:proofErr w:type="spellEnd"/>
+      <w:r>
+        <w:rPr>
+          <w:rFonts w:ascii="Consolas" w:eastAsia="Consolas" w:hAnsi="Consolas" w:cs="Consolas"/>
+          <w:sz w:val="18"/>
+          <w:szCs w:val="18"/>
+        </w:rPr>
+        <w:t xml:space="preserve">/ ├── /destinations/             &lt;-- Your target database(s) │   └── </w:t>
+      </w:r>
+      <w:proofErr w:type="spellStart"/>
+      <w:r>
+        <w:rPr>
+          <w:rFonts w:ascii="Consolas" w:eastAsia="Consolas" w:hAnsi="Consolas" w:cs="Consolas"/>
+          <w:sz w:val="18"/>
+          <w:szCs w:val="18"/>
+        </w:rPr>
+        <w:t>openbrain</w:t>
+      </w:r>
+      <w:proofErr w:type="spellEnd"/>
+      <w:r>
+        <w:rPr>
+          <w:rFonts w:ascii="Consolas" w:eastAsia="Consolas" w:hAnsi="Consolas" w:cs="Consolas"/>
+          <w:sz w:val="18"/>
+          <w:szCs w:val="18"/>
+        </w:rPr>
+        <w:t xml:space="preserve">/ │       ├── </w:t>
+      </w:r>
+      <w:proofErr w:type="spellStart"/>
+      <w:r>
+        <w:rPr>
+          <w:rFonts w:ascii="Consolas" w:eastAsia="Consolas" w:hAnsi="Consolas" w:cs="Consolas"/>
+          <w:sz w:val="18"/>
+          <w:szCs w:val="18"/>
+        </w:rPr>
+        <w:t>connection.json</w:t>
+      </w:r>
+      <w:proofErr w:type="spellEnd"/>
+      <w:r>
+        <w:rPr>
+          <w:rFonts w:ascii="Consolas" w:eastAsia="Consolas" w:hAnsi="Consolas" w:cs="Consolas"/>
+          <w:sz w:val="18"/>
+          <w:szCs w:val="18"/>
+        </w:rPr>
+        <w:t xml:space="preserve">     &lt;-- URL, auth type, credentials ref │       └── </w:t>
+      </w:r>
+      <w:proofErr w:type="spellStart"/>
+      <w:r>
+        <w:rPr>
+          <w:rFonts w:ascii="Consolas" w:eastAsia="Consolas" w:hAnsi="Consolas" w:cs="Consolas"/>
+          <w:sz w:val="18"/>
+          <w:szCs w:val="18"/>
+        </w:rPr>
+        <w:t>schema.json</w:t>
+      </w:r>
+      <w:proofErr w:type="spellEnd"/>
+      <w:r>
+        <w:rPr>
+          <w:rFonts w:ascii="Consolas" w:eastAsia="Consolas" w:hAnsi="Consolas" w:cs="Consolas"/>
+          <w:sz w:val="18"/>
+          <w:szCs w:val="18"/>
+        </w:rPr>
+        <w:t xml:space="preserve">         &lt;-- Required fields the DB expects ├── /sources/                  &lt;-- AI apps that connect │   ├── </w:t>
+      </w:r>
+      <w:proofErr w:type="spellStart"/>
+      <w:r>
+        <w:rPr>
+          <w:rFonts w:ascii="Consolas" w:eastAsia="Consolas" w:hAnsi="Consolas" w:cs="Consolas"/>
+          <w:sz w:val="18"/>
+          <w:szCs w:val="18"/>
+        </w:rPr>
+        <w:t>claude</w:t>
+      </w:r>
+      <w:proofErr w:type="spellEnd"/>
+      <w:r>
+        <w:rPr>
+          <w:rFonts w:ascii="Consolas" w:eastAsia="Consolas" w:hAnsi="Consolas" w:cs="Consolas"/>
+          <w:sz w:val="18"/>
+          <w:szCs w:val="18"/>
+        </w:rPr>
+        <w:t xml:space="preserve">/ │   │   └── </w:t>
+      </w:r>
+      <w:proofErr w:type="spellStart"/>
+      <w:r>
+        <w:rPr>
+          <w:rFonts w:ascii="Consolas" w:eastAsia="Consolas" w:hAnsi="Consolas" w:cs="Consolas"/>
+          <w:sz w:val="18"/>
+          <w:szCs w:val="18"/>
+        </w:rPr>
+        <w:t>mapping.json</w:t>
+      </w:r>
+      <w:proofErr w:type="spellEnd"/>
+      <w:r>
+        <w:rPr>
+          <w:rFonts w:ascii="Consolas" w:eastAsia="Consolas" w:hAnsi="Consolas" w:cs="Consolas"/>
+          <w:sz w:val="18"/>
+          <w:szCs w:val="18"/>
+        </w:rPr>
+        <w:t xml:space="preserve">    &lt;-- How Claude output maps to schema │   ├── perplexity/ │   │   └── </w:t>
+      </w:r>
+      <w:proofErr w:type="spellStart"/>
+      <w:r>
+        <w:rPr>
+          <w:rFonts w:ascii="Consolas" w:eastAsia="Consolas" w:hAnsi="Consolas" w:cs="Consolas"/>
+          <w:sz w:val="18"/>
+          <w:szCs w:val="18"/>
+        </w:rPr>
+        <w:t>mapping.json</w:t>
+      </w:r>
+      <w:proofErr w:type="spellEnd"/>
+      <w:r>
+        <w:rPr>
+          <w:rFonts w:ascii="Consolas" w:eastAsia="Consolas" w:hAnsi="Consolas" w:cs="Consolas"/>
+          <w:sz w:val="18"/>
+          <w:szCs w:val="18"/>
+        </w:rPr>
+        <w:t xml:space="preserve"> │   └── </w:t>
+      </w:r>
+      <w:proofErr w:type="spellStart"/>
+      <w:r>
+        <w:rPr>
+          <w:rFonts w:ascii="Consolas" w:eastAsia="Consolas" w:hAnsi="Consolas" w:cs="Consolas"/>
+          <w:sz w:val="18"/>
+          <w:szCs w:val="18"/>
+        </w:rPr>
+        <w:t>ollama</w:t>
+      </w:r>
+      <w:proofErr w:type="spellEnd"/>
+      <w:r>
+        <w:rPr>
+          <w:rFonts w:ascii="Consolas" w:eastAsia="Consolas" w:hAnsi="Consolas" w:cs="Consolas"/>
+          <w:sz w:val="18"/>
+          <w:szCs w:val="18"/>
+        </w:rPr>
+        <w:t xml:space="preserve">-local/ │       └── </w:t>
+      </w:r>
+      <w:proofErr w:type="spellStart"/>
+      <w:r>
+        <w:rPr>
+          <w:rFonts w:ascii="Consolas" w:eastAsia="Consolas" w:hAnsi="Consolas" w:cs="Consolas"/>
+          <w:sz w:val="18"/>
+          <w:szCs w:val="18"/>
+        </w:rPr>
+        <w:t>mapping.json</w:t>
+      </w:r>
+      <w:proofErr w:type="spellEnd"/>
+      <w:r>
+        <w:rPr>
+          <w:rFonts w:ascii="Consolas" w:eastAsia="Consolas" w:hAnsi="Consolas" w:cs="Consolas"/>
+          <w:sz w:val="18"/>
+          <w:szCs w:val="18"/>
+        </w:rPr>
+        <w:t xml:space="preserve"> ├── /compiled/                 &lt;-- Auto-generated (DO NOT EDIT) │   ├── claude.translated.js │   ├── perplexity.translated.js │   └── ollama-local.translated.js ├── /logs/                     &lt;-- Per-source error logs │   ├── claude.log │   ├── perplexity.log │   └── build-errors.log ├── /templates/                &lt;-- Starter mapping templates │   ├── source-</w:t>
+      </w:r>
+      <w:proofErr w:type="spellStart"/>
+      <w:r>
+        <w:rPr>
+          <w:rFonts w:ascii="Consolas" w:eastAsia="Consolas" w:hAnsi="Consolas" w:cs="Consolas"/>
+          <w:sz w:val="18"/>
+          <w:szCs w:val="18"/>
+        </w:rPr>
+        <w:t>template.json</w:t>
+      </w:r>
+      <w:proofErr w:type="spellEnd"/>
+      <w:r>
+        <w:rPr>
+          <w:rFonts w:ascii="Consolas" w:eastAsia="Consolas" w:hAnsi="Consolas" w:cs="Consolas"/>
+          <w:sz w:val="18"/>
+          <w:szCs w:val="18"/>
+        </w:rPr>
+        <w:t xml:space="preserve"> │   └── destination-</w:t>
+      </w:r>
+      <w:proofErr w:type="spellStart"/>
+      <w:r>
+        <w:rPr>
+          <w:rFonts w:ascii="Consolas" w:eastAsia="Consolas" w:hAnsi="Consolas" w:cs="Consolas"/>
+          <w:sz w:val="18"/>
+          <w:szCs w:val="18"/>
+        </w:rPr>
+        <w:t>template.json</w:t>
+      </w:r>
+      <w:proofErr w:type="spellEnd"/>
+      <w:r>
+        <w:rPr>
+          <w:rFonts w:ascii="Consolas" w:eastAsia="Consolas" w:hAnsi="Consolas" w:cs="Consolas"/>
+          <w:sz w:val="18"/>
+          <w:szCs w:val="18"/>
+        </w:rPr>
+        <w:t xml:space="preserve"> ├── build.js                   &lt;-- The Compiler ├── start.js                   &lt;-- The Runtime Server + CLI Dashboard ├── queue.js                   &lt;-- Concurrency queue engine ├── logger.js                  &lt;-- Per-source logging engine └── </w:t>
+      </w:r>
+      <w:proofErr w:type="spellStart"/>
+      <w:r>
+        <w:rPr>
+          <w:rFonts w:ascii="Consolas" w:eastAsia="Consolas" w:hAnsi="Consolas" w:cs="Consolas"/>
+          <w:sz w:val="18"/>
+          <w:szCs w:val="18"/>
+        </w:rPr>
+        <w:t>package.json</w:t>
+      </w:r>
+      <w:proofErr w:type="spellEnd"/>
     </w:p>
     <w:p>
       <w:pPr>
@@ -1318,8 +1653,13 @@
       <w:pPr>
         <w:spacing w:after="120"/>
       </w:pPr>
-      <w:r>
-        <w:t>BubbleFish operates in two distinct phases:</w:t>
+      <w:proofErr w:type="spellStart"/>
+      <w:r>
+        <w:t>BubbleFish</w:t>
+      </w:r>
+      <w:proofErr w:type="spellEnd"/>
+      <w:r>
+        <w:t xml:space="preserve"> operates in two distinct phases:</w:t>
       </w:r>
     </w:p>
     <w:p>
@@ -1344,7 +1684,23 @@
         <w:spacing w:after="60"/>
       </w:pPr>
       <w:r>
-        <w:t>build.js reads /destinations/openbrain/schema.json to learn what fields the DB needs.</w:t>
+        <w:t>build.js reads /destinations/</w:t>
+      </w:r>
+      <w:proofErr w:type="spellStart"/>
+      <w:r>
+        <w:t>openbrain</w:t>
+      </w:r>
+      <w:proofErr w:type="spellEnd"/>
+      <w:r>
+        <w:t>/</w:t>
+      </w:r>
+      <w:proofErr w:type="spellStart"/>
+      <w:r>
+        <w:t>schema.json</w:t>
+      </w:r>
+      <w:proofErr w:type="spellEnd"/>
+      <w:r>
+        <w:t xml:space="preserve"> to learn what fields the DB needs.</w:t>
       </w:r>
     </w:p>
     <w:p>
@@ -1357,7 +1713,17 @@
         <w:spacing w:after="60"/>
       </w:pPr>
       <w:r>
-        <w:t>build.js scans every folder in /sources/ and reads each mapping.json.</w:t>
+        <w:t xml:space="preserve">build.js scans every folder in /sources/ and reads each </w:t>
+      </w:r>
+      <w:proofErr w:type="spellStart"/>
+      <w:proofErr w:type="gramStart"/>
+      <w:r>
+        <w:t>mapping.json</w:t>
+      </w:r>
+      <w:proofErr w:type="spellEnd"/>
+      <w:proofErr w:type="gramEnd"/>
+      <w:r>
+        <w:t>.</w:t>
       </w:r>
     </w:p>
     <w:p>
@@ -1383,7 +1749,15 @@
         <w:spacing w:after="60"/>
       </w:pPr>
       <w:r>
-        <w:t>If validation passes, it WRITES a new {source}.translated.js file with hardcoded route logic.</w:t>
+        <w:t>If validation passes, it WRITES a new {source</w:t>
+      </w:r>
+      <w:proofErr w:type="gramStart"/>
+      <w:r>
+        <w:t>}.translated.js</w:t>
+      </w:r>
+      <w:proofErr w:type="gramEnd"/>
+      <w:r>
+        <w:t xml:space="preserve"> file with hardcoded route logic.</w:t>
       </w:r>
     </w:p>
     <w:p>
@@ -1434,7 +1808,15 @@
         <w:spacing w:after="60"/>
       </w:pPr>
       <w:r>
-        <w:t>It dynamically loads all .translated.js files from /compiled/ and registers routes.</w:t>
+        <w:t xml:space="preserve">It dynamically loads </w:t>
+      </w:r>
+      <w:proofErr w:type="gramStart"/>
+      <w:r>
+        <w:t>all .</w:t>
+      </w:r>
+      <w:proofErr w:type="gramEnd"/>
+      <w:r>
+        <w:t>translated.js files from /compiled/ and registers routes.</w:t>
       </w:r>
     </w:p>
     <w:p>
@@ -1447,7 +1829,23 @@
         <w:spacing w:after="60"/>
       </w:pPr>
       <w:r>
-        <w:t>Incoming requests hit POST /api/inbound/{source-name} and execute the pre-compiled translation.</w:t>
+        <w:t>Incoming requests hit POST /</w:t>
+      </w:r>
+      <w:proofErr w:type="spellStart"/>
+      <w:r>
+        <w:t>api</w:t>
+      </w:r>
+      <w:proofErr w:type="spellEnd"/>
+      <w:r>
+        <w:t>/</w:t>
+      </w:r>
+      <w:proofErr w:type="gramStart"/>
+      <w:r>
+        <w:t>inbound/{</w:t>
+      </w:r>
+      <w:proofErr w:type="gramEnd"/>
+      <w:r>
+        <w:t>source-name} and execute the pre-compiled translation.</w:t>
       </w:r>
     </w:p>
     <w:p>
@@ -1473,7 +1871,15 @@
         <w:spacing w:after="60"/>
       </w:pPr>
       <w:r>
-        <w:t>Queue processes one write at a time to the destination. Success/failure logged per-source.</w:t>
+        <w:t xml:space="preserve">Queue processes one </w:t>
+      </w:r>
+      <w:proofErr w:type="gramStart"/>
+      <w:r>
+        <w:t>write</w:t>
+      </w:r>
+      <w:proofErr w:type="gramEnd"/>
+      <w:r>
+        <w:t xml:space="preserve"> at a time to the destination. Success/failure logged per-source.</w:t>
       </w:r>
     </w:p>
     <w:p>
@@ -1494,8 +1900,13 @@
       <w:pPr>
         <w:spacing w:after="120"/>
       </w:pPr>
-      <w:r>
-        <w:t>BubbleFish is intentionally lean. Every dependency earns its place. No bloat.</w:t>
+      <w:proofErr w:type="spellStart"/>
+      <w:r>
+        <w:t>BubbleFish</w:t>
+      </w:r>
+      <w:proofErr w:type="spellEnd"/>
+      <w:r>
+        <w:t xml:space="preserve"> is intentionally lean. Every dependency earns its place. No bloat.</w:t>
       </w:r>
     </w:p>
     <w:p>
@@ -1529,12 +1940,6 @@
         <w:gridCol w:w="4960"/>
       </w:tblGrid>
       <w:tr>
-        <w:tblPrEx>
-          <w:tblCellMar>
-            <w:top w:w="0" w:type="dxa"/>
-            <w:bottom w:w="0" w:type="dxa"/>
-          </w:tblCellMar>
-        </w:tblPrEx>
         <w:tc>
           <w:tcPr>
             <w:tcW w:w="2000" w:type="dxa"/>
@@ -1627,12 +2032,6 @@
         </w:tc>
       </w:tr>
       <w:tr>
-        <w:tblPrEx>
-          <w:tblCellMar>
-            <w:top w:w="0" w:type="dxa"/>
-            <w:bottom w:w="0" w:type="dxa"/>
-          </w:tblCellMar>
-        </w:tblPrEx>
         <w:tc>
           <w:tcPr>
             <w:tcW w:w="2000" w:type="dxa"/>
@@ -1718,12 +2117,6 @@
         </w:tc>
       </w:tr>
       <w:tr>
-        <w:tblPrEx>
-          <w:tblCellMar>
-            <w:top w:w="0" w:type="dxa"/>
-            <w:bottom w:w="0" w:type="dxa"/>
-          </w:tblCellMar>
-        </w:tblPrEx>
         <w:tc>
           <w:tcPr>
             <w:tcW w:w="2000" w:type="dxa"/>
@@ -1809,12 +2202,6 @@
         </w:tc>
       </w:tr>
       <w:tr>
-        <w:tblPrEx>
-          <w:tblCellMar>
-            <w:top w:w="0" w:type="dxa"/>
-            <w:bottom w:w="0" w:type="dxa"/>
-          </w:tblCellMar>
-        </w:tblPrEx>
         <w:tc>
           <w:tcPr>
             <w:tcW w:w="2000" w:type="dxa"/>
@@ -1900,12 +2287,6 @@
         </w:tc>
       </w:tr>
       <w:tr>
-        <w:tblPrEx>
-          <w:tblCellMar>
-            <w:top w:w="0" w:type="dxa"/>
-            <w:bottom w:w="0" w:type="dxa"/>
-          </w:tblCellMar>
-        </w:tblPrEx>
         <w:tc>
           <w:tcPr>
             <w:tcW w:w="2000" w:type="dxa"/>
@@ -1924,6 +2305,7 @@
             </w:tcMar>
           </w:tcPr>
           <w:p>
+            <w:proofErr w:type="spellStart"/>
             <w:r>
               <w:rPr>
                 <w:b/>
@@ -1933,6 +2315,7 @@
               </w:rPr>
               <w:t>winston</w:t>
             </w:r>
+            <w:proofErr w:type="spellEnd"/>
           </w:p>
         </w:tc>
         <w:tc>
@@ -1985,18 +2368,28 @@
                 <w:sz w:val="20"/>
                 <w:szCs w:val="20"/>
               </w:rPr>
-              <w:t>Dynamic file transports. Creates per-source log files automatically.</w:t>
+              <w:t xml:space="preserve">Dynamic file </w:t>
+            </w:r>
+            <w:proofErr w:type="gramStart"/>
+            <w:r>
+              <w:rPr>
+                <w:sz w:val="20"/>
+                <w:szCs w:val="20"/>
+              </w:rPr>
+              <w:t>transports</w:t>
+            </w:r>
+            <w:proofErr w:type="gramEnd"/>
+            <w:r>
+              <w:rPr>
+                <w:sz w:val="20"/>
+                <w:szCs w:val="20"/>
+              </w:rPr>
+              <w:t>. Creates per-source log files automatically.</w:t>
             </w:r>
           </w:p>
         </w:tc>
       </w:tr>
       <w:tr>
-        <w:tblPrEx>
-          <w:tblCellMar>
-            <w:top w:w="0" w:type="dxa"/>
-            <w:bottom w:w="0" w:type="dxa"/>
-          </w:tblCellMar>
-        </w:tblPrEx>
         <w:tc>
           <w:tcPr>
             <w:tcW w:w="2000" w:type="dxa"/>
@@ -2015,6 +2408,7 @@
             </w:tcMar>
           </w:tcPr>
           <w:p>
+            <w:proofErr w:type="spellStart"/>
             <w:r>
               <w:rPr>
                 <w:b/>
@@ -2024,6 +2418,7 @@
               </w:rPr>
               <w:t>zod</w:t>
             </w:r>
+            <w:proofErr w:type="spellEnd"/>
           </w:p>
         </w:tc>
         <w:tc>
@@ -2082,12 +2477,6 @@
         </w:tc>
       </w:tr>
       <w:tr>
-        <w:tblPrEx>
-          <w:tblCellMar>
-            <w:top w:w="0" w:type="dxa"/>
-            <w:bottom w:w="0" w:type="dxa"/>
-          </w:tblCellMar>
-        </w:tblPrEx>
         <w:tc>
           <w:tcPr>
             <w:tcW w:w="2000" w:type="dxa"/>
@@ -2106,6 +2495,7 @@
             </w:tcMar>
           </w:tcPr>
           <w:p>
+            <w:proofErr w:type="spellStart"/>
             <w:r>
               <w:rPr>
                 <w:b/>
@@ -2115,6 +2505,7 @@
               </w:rPr>
               <w:t>dotenv</w:t>
             </w:r>
+            <w:proofErr w:type="spellEnd"/>
           </w:p>
         </w:tc>
         <w:tc>
@@ -2162,23 +2553,26 @@
             </w:tcMar>
           </w:tcPr>
           <w:p>
-            <w:r>
-              <w:rPr>
-                <w:sz w:val="20"/>
-                <w:szCs w:val="20"/>
-              </w:rPr>
-              <w:t>Reads .env for secrets. Keeps API keys out of JSON configs.</w:t>
+            <w:proofErr w:type="gramStart"/>
+            <w:r>
+              <w:rPr>
+                <w:sz w:val="20"/>
+                <w:szCs w:val="20"/>
+              </w:rPr>
+              <w:t>Reads .env</w:t>
+            </w:r>
+            <w:proofErr w:type="gramEnd"/>
+            <w:r>
+              <w:rPr>
+                <w:sz w:val="20"/>
+                <w:szCs w:val="20"/>
+              </w:rPr>
+              <w:t xml:space="preserve"> for secrets. Keeps API keys out of JSON configs.</w:t>
             </w:r>
           </w:p>
         </w:tc>
       </w:tr>
       <w:tr>
-        <w:tblPrEx>
-          <w:tblCellMar>
-            <w:top w:w="0" w:type="dxa"/>
-            <w:bottom w:w="0" w:type="dxa"/>
-          </w:tblCellMar>
-        </w:tblPrEx>
         <w:tc>
           <w:tcPr>
             <w:tcW w:w="2000" w:type="dxa"/>
@@ -2264,12 +2658,6 @@
         </w:tc>
       </w:tr>
       <w:tr>
-        <w:tblPrEx>
-          <w:tblCellMar>
-            <w:top w:w="0" w:type="dxa"/>
-            <w:bottom w:w="0" w:type="dxa"/>
-          </w:tblCellMar>
-        </w:tblPrEx>
         <w:tc>
           <w:tcPr>
             <w:tcW w:w="2000" w:type="dxa"/>
@@ -2391,12 +2779,6 @@
         <w:gridCol w:w="4000"/>
       </w:tblGrid>
       <w:tr>
-        <w:tblPrEx>
-          <w:tblCellMar>
-            <w:top w:w="0" w:type="dxa"/>
-            <w:bottom w:w="0" w:type="dxa"/>
-          </w:tblCellMar>
-        </w:tblPrEx>
         <w:tc>
           <w:tcPr>
             <w:tcW w:w="2000" w:type="dxa"/>
@@ -2489,12 +2871,6 @@
         </w:tc>
       </w:tr>
       <w:tr>
-        <w:tblPrEx>
-          <w:tblCellMar>
-            <w:top w:w="0" w:type="dxa"/>
-            <w:bottom w:w="0" w:type="dxa"/>
-          </w:tblCellMar>
-        </w:tblPrEx>
         <w:tc>
           <w:tcPr>
             <w:tcW w:w="2000" w:type="dxa"/>
@@ -2513,6 +2889,7 @@
             </w:tcMar>
           </w:tcPr>
           <w:p>
+            <w:proofErr w:type="spellStart"/>
             <w:r>
               <w:rPr>
                 <w:b/>
@@ -2522,6 +2899,7 @@
               </w:rPr>
               <w:t>vitest</w:t>
             </w:r>
+            <w:proofErr w:type="spellEnd"/>
           </w:p>
         </w:tc>
         <w:tc>
@@ -2580,12 +2958,6 @@
         </w:tc>
       </w:tr>
       <w:tr>
-        <w:tblPrEx>
-          <w:tblCellMar>
-            <w:top w:w="0" w:type="dxa"/>
-            <w:bottom w:w="0" w:type="dxa"/>
-          </w:tblCellMar>
-        </w:tblPrEx>
         <w:tc>
           <w:tcPr>
             <w:tcW w:w="2000" w:type="dxa"/>
@@ -2604,6 +2976,7 @@
             </w:tcMar>
           </w:tcPr>
           <w:p>
+            <w:proofErr w:type="spellStart"/>
             <w:r>
               <w:rPr>
                 <w:b/>
@@ -2613,6 +2986,7 @@
               </w:rPr>
               <w:t>nodemon</w:t>
             </w:r>
+            <w:proofErr w:type="spellEnd"/>
           </w:p>
         </w:tc>
         <w:tc>
@@ -2671,12 +3045,6 @@
         </w:tc>
       </w:tr>
       <w:tr>
-        <w:tblPrEx>
-          <w:tblCellMar>
-            <w:top w:w="0" w:type="dxa"/>
-            <w:bottom w:w="0" w:type="dxa"/>
-          </w:tblCellMar>
-        </w:tblPrEx>
         <w:tc>
           <w:tcPr>
             <w:tcW w:w="2000" w:type="dxa"/>
@@ -2695,6 +3063,7 @@
             </w:tcMar>
           </w:tcPr>
           <w:p>
+            <w:proofErr w:type="spellStart"/>
             <w:r>
               <w:rPr>
                 <w:b/>
@@ -2704,6 +3073,7 @@
               </w:rPr>
               <w:t>eslint</w:t>
             </w:r>
+            <w:proofErr w:type="spellEnd"/>
           </w:p>
         </w:tc>
         <w:tc>
@@ -2786,7 +3156,31 @@
         <w:spacing w:after="120"/>
       </w:pPr>
       <w:r>
-        <w:t>Nate B. Jones' OB1 (Open Brain) is a Supabase-backed AI memory system that uses MCP servers to let any AI tool read/write to a shared PostgreSQL database with vector search. It launched March 11, 2026 and is the natural first Destination for BubbleFish.</w:t>
+        <w:t xml:space="preserve">Nate B. Jones' OB1 (Open Brain) is a </w:t>
+      </w:r>
+      <w:proofErr w:type="spellStart"/>
+      <w:r>
+        <w:t>Supabase</w:t>
+      </w:r>
+      <w:proofErr w:type="spellEnd"/>
+      <w:r>
+        <w:t xml:space="preserve">-backed AI memory system that uses MCP servers to let any AI tool read/write to a shared PostgreSQL database with vector search. It launched March 11, </w:t>
+      </w:r>
+      <w:proofErr w:type="gramStart"/>
+      <w:r>
+        <w:t>2026</w:t>
+      </w:r>
+      <w:proofErr w:type="gramEnd"/>
+      <w:r>
+        <w:t xml:space="preserve"> and is the natural first Destination for </w:t>
+      </w:r>
+      <w:proofErr w:type="spellStart"/>
+      <w:r>
+        <w:t>BubbleFish</w:t>
+      </w:r>
+      <w:proofErr w:type="spellEnd"/>
+      <w:r>
+        <w:t>.</w:t>
       </w:r>
     </w:p>
     <w:p>
@@ -2794,7 +3188,15 @@
         <w:pStyle w:val="Heading2"/>
       </w:pPr>
       <w:r>
-        <w:t>5.1 What OB1 Ships With (Relevant to BubbleFish)</w:t>
+        <w:t xml:space="preserve">5.1 What OB1 Ships With (Relevant to </w:t>
+      </w:r>
+      <w:proofErr w:type="spellStart"/>
+      <w:r>
+        <w:t>BubbleFish</w:t>
+      </w:r>
+      <w:proofErr w:type="spellEnd"/>
+      <w:r>
+        <w:t>)</w:t>
       </w:r>
     </w:p>
     <w:p>
@@ -2806,15 +3208,40 @@
         </w:numPr>
         <w:spacing w:after="60"/>
       </w:pPr>
+      <w:proofErr w:type="spellStart"/>
       <w:r>
         <w:rPr>
           <w:b/>
           <w:bCs/>
         </w:rPr>
-        <w:t xml:space="preserve">Supabase Backend: </w:t>
-      </w:r>
-      <w:r>
-        <w:t>PostgreSQL database with pgvector extension, REST API auto-generated by Supabase, Edge Functions for the MCP server.</w:t>
+        <w:t>Supabase</w:t>
+      </w:r>
+      <w:proofErr w:type="spellEnd"/>
+      <w:r>
+        <w:rPr>
+          <w:b/>
+          <w:bCs/>
+        </w:rPr>
+        <w:t xml:space="preserve"> Backend: </w:t>
+      </w:r>
+      <w:r>
+        <w:t xml:space="preserve">PostgreSQL database with </w:t>
+      </w:r>
+      <w:proofErr w:type="spellStart"/>
+      <w:r>
+        <w:t>pgvector</w:t>
+      </w:r>
+      <w:proofErr w:type="spellEnd"/>
+      <w:r>
+        <w:t xml:space="preserve"> extension, REST API auto-generated by </w:t>
+      </w:r>
+      <w:proofErr w:type="spellStart"/>
+      <w:r>
+        <w:t>Supabase</w:t>
+      </w:r>
+      <w:proofErr w:type="spellEnd"/>
+      <w:r>
+        <w:t>, Edge Functions for the MCP server.</w:t>
       </w:r>
     </w:p>
     <w:p>
@@ -2854,7 +3281,15 @@
         <w:t xml:space="preserve">MCP Server: </w:t>
       </w:r>
       <w:r>
-        <w:t>TypeScript Edge Function deployed to Supabase providing 4 tools: semantic search, browse recent thoughts, stats, and capture.</w:t>
+        <w:t xml:space="preserve">TypeScript Edge Function deployed to </w:t>
+      </w:r>
+      <w:proofErr w:type="spellStart"/>
+      <w:r>
+        <w:t>Supabase</w:t>
+      </w:r>
+      <w:proofErr w:type="spellEnd"/>
+      <w:r>
+        <w:t xml:space="preserve"> providing 4 tools: semantic search, browse recent thoughts, stats, and capture.</w:t>
       </w:r>
     </w:p>
     <w:p>
@@ -2893,8 +3328,21 @@
         </w:rPr>
         <w:t xml:space="preserve">Connection Config: </w:t>
       </w:r>
-      <w:r>
-        <w:t>Supabase Project URL, anon key, service_role key, database password, project ref.</w:t>
+      <w:proofErr w:type="spellStart"/>
+      <w:r>
+        <w:t>Supabase</w:t>
+      </w:r>
+      <w:proofErr w:type="spellEnd"/>
+      <w:r>
+        <w:t xml:space="preserve"> Project URL, anon key, </w:t>
+      </w:r>
+      <w:proofErr w:type="spellStart"/>
+      <w:r>
+        <w:t>service_role</w:t>
+      </w:r>
+      <w:proofErr w:type="spellEnd"/>
+      <w:r>
+        <w:t xml:space="preserve"> key, database password, project ref.</w:t>
       </w:r>
     </w:p>
     <w:p>
@@ -2902,7 +3350,23 @@
         <w:pStyle w:val="Heading2"/>
       </w:pPr>
       <w:r>
-        <w:t>5.2 What Goes in BubbleFish's /destinations/openbrain/ Folder</w:t>
+        <w:t xml:space="preserve">5.2 What Goes in </w:t>
+      </w:r>
+      <w:proofErr w:type="spellStart"/>
+      <w:r>
+        <w:t>BubbleFish's</w:t>
+      </w:r>
+      <w:proofErr w:type="spellEnd"/>
+      <w:r>
+        <w:t xml:space="preserve"> /destinations/</w:t>
+      </w:r>
+      <w:proofErr w:type="spellStart"/>
+      <w:r>
+        <w:t>openbrain</w:t>
+      </w:r>
+      <w:proofErr w:type="spellEnd"/>
+      <w:r>
+        <w:t>/ Folder</w:t>
       </w:r>
     </w:p>
     <w:p>
@@ -2922,28 +3386,225 @@
           <w:b/>
           <w:bCs/>
         </w:rPr>
-        <w:t>File 1: connection.json</w:t>
-      </w:r>
+        <w:t xml:space="preserve">File 1: </w:t>
+      </w:r>
+      <w:proofErr w:type="spellStart"/>
+      <w:proofErr w:type="gramStart"/>
+      <w:r>
+        <w:rPr>
+          <w:b/>
+          <w:bCs/>
+        </w:rPr>
+        <w:t>connection.json</w:t>
+      </w:r>
+      <w:proofErr w:type="spellEnd"/>
+      <w:proofErr w:type="gramEnd"/>
     </w:p>
     <w:p>
       <w:pPr>
         <w:spacing w:after="200"/>
       </w:pPr>
+      <w:proofErr w:type="gramStart"/>
       <w:r>
         <w:rPr>
           <w:rFonts w:ascii="Consolas" w:eastAsia="Consolas" w:hAnsi="Consolas" w:cs="Consolas"/>
           <w:sz w:val="18"/>
           <w:szCs w:val="18"/>
         </w:rPr>
-        <w:t>{   "name": "openbrain",   "type": "supabase",   "auth": "api_key",   "url_env": "SUPABASE_URL",   "key_env": "SUPABASE_SERVICE_ROLE_KEY",   "endpoint": "/rest/v1/thoughts" }</w:t>
-      </w:r>
+        <w:t xml:space="preserve">{  </w:t>
+      </w:r>
+      <w:proofErr w:type="gramEnd"/>
+      <w:r>
+        <w:rPr>
+          <w:rFonts w:ascii="Consolas" w:eastAsia="Consolas" w:hAnsi="Consolas" w:cs="Consolas"/>
+          <w:sz w:val="18"/>
+          <w:szCs w:val="18"/>
+        </w:rPr>
+        <w:t xml:space="preserve"> "name": "</w:t>
+      </w:r>
+      <w:proofErr w:type="spellStart"/>
+      <w:r>
+        <w:rPr>
+          <w:rFonts w:ascii="Consolas" w:eastAsia="Consolas" w:hAnsi="Consolas" w:cs="Consolas"/>
+          <w:sz w:val="18"/>
+          <w:szCs w:val="18"/>
+        </w:rPr>
+        <w:t>openbrain</w:t>
+      </w:r>
+      <w:proofErr w:type="spellEnd"/>
+      <w:proofErr w:type="gramStart"/>
+      <w:r>
+        <w:rPr>
+          <w:rFonts w:ascii="Consolas" w:eastAsia="Consolas" w:hAnsi="Consolas" w:cs="Consolas"/>
+          <w:sz w:val="18"/>
+          <w:szCs w:val="18"/>
+        </w:rPr>
+        <w:t xml:space="preserve">",   </w:t>
+      </w:r>
+      <w:proofErr w:type="gramEnd"/>
+      <w:r>
+        <w:rPr>
+          <w:rFonts w:ascii="Consolas" w:eastAsia="Consolas" w:hAnsi="Consolas" w:cs="Consolas"/>
+          <w:sz w:val="18"/>
+          <w:szCs w:val="18"/>
+        </w:rPr>
+        <w:t>"type": "</w:t>
+      </w:r>
+      <w:proofErr w:type="spellStart"/>
+      <w:r>
+        <w:rPr>
+          <w:rFonts w:ascii="Consolas" w:eastAsia="Consolas" w:hAnsi="Consolas" w:cs="Consolas"/>
+          <w:sz w:val="18"/>
+          <w:szCs w:val="18"/>
+        </w:rPr>
+        <w:t>supabase</w:t>
+      </w:r>
+      <w:proofErr w:type="spellEnd"/>
+      <w:proofErr w:type="gramStart"/>
+      <w:r>
+        <w:rPr>
+          <w:rFonts w:ascii="Consolas" w:eastAsia="Consolas" w:hAnsi="Consolas" w:cs="Consolas"/>
+          <w:sz w:val="18"/>
+          <w:szCs w:val="18"/>
+        </w:rPr>
+        <w:t xml:space="preserve">",   </w:t>
+      </w:r>
+      <w:proofErr w:type="gramEnd"/>
+      <w:r>
+        <w:rPr>
+          <w:rFonts w:ascii="Consolas" w:eastAsia="Consolas" w:hAnsi="Consolas" w:cs="Consolas"/>
+          <w:sz w:val="18"/>
+          <w:szCs w:val="18"/>
+        </w:rPr>
+        <w:t>"auth": "</w:t>
+      </w:r>
+      <w:proofErr w:type="spellStart"/>
+      <w:r>
+        <w:rPr>
+          <w:rFonts w:ascii="Consolas" w:eastAsia="Consolas" w:hAnsi="Consolas" w:cs="Consolas"/>
+          <w:sz w:val="18"/>
+          <w:szCs w:val="18"/>
+        </w:rPr>
+        <w:t>api_key</w:t>
+      </w:r>
+      <w:proofErr w:type="spellEnd"/>
+      <w:proofErr w:type="gramStart"/>
+      <w:r>
+        <w:rPr>
+          <w:rFonts w:ascii="Consolas" w:eastAsia="Consolas" w:hAnsi="Consolas" w:cs="Consolas"/>
+          <w:sz w:val="18"/>
+          <w:szCs w:val="18"/>
+        </w:rPr>
+        <w:t xml:space="preserve">",   </w:t>
+      </w:r>
+      <w:proofErr w:type="gramEnd"/>
+      <w:r>
+        <w:rPr>
+          <w:rFonts w:ascii="Consolas" w:eastAsia="Consolas" w:hAnsi="Consolas" w:cs="Consolas"/>
+          <w:sz w:val="18"/>
+          <w:szCs w:val="18"/>
+        </w:rPr>
+        <w:t>"</w:t>
+      </w:r>
+      <w:proofErr w:type="spellStart"/>
+      <w:r>
+        <w:rPr>
+          <w:rFonts w:ascii="Consolas" w:eastAsia="Consolas" w:hAnsi="Consolas" w:cs="Consolas"/>
+          <w:sz w:val="18"/>
+          <w:szCs w:val="18"/>
+        </w:rPr>
+        <w:t>url_env</w:t>
+      </w:r>
+      <w:proofErr w:type="spellEnd"/>
+      <w:r>
+        <w:rPr>
+          <w:rFonts w:ascii="Consolas" w:eastAsia="Consolas" w:hAnsi="Consolas" w:cs="Consolas"/>
+          <w:sz w:val="18"/>
+          <w:szCs w:val="18"/>
+        </w:rPr>
+        <w:t>": "SUPABASE_URL</w:t>
+      </w:r>
+      <w:proofErr w:type="gramStart"/>
+      <w:r>
+        <w:rPr>
+          <w:rFonts w:ascii="Consolas" w:eastAsia="Consolas" w:hAnsi="Consolas" w:cs="Consolas"/>
+          <w:sz w:val="18"/>
+          <w:szCs w:val="18"/>
+        </w:rPr>
+        <w:t xml:space="preserve">",   </w:t>
+      </w:r>
+      <w:proofErr w:type="gramEnd"/>
+      <w:r>
+        <w:rPr>
+          <w:rFonts w:ascii="Consolas" w:eastAsia="Consolas" w:hAnsi="Consolas" w:cs="Consolas"/>
+          <w:sz w:val="18"/>
+          <w:szCs w:val="18"/>
+        </w:rPr>
+        <w:t>"</w:t>
+      </w:r>
+      <w:proofErr w:type="spellStart"/>
+      <w:r>
+        <w:rPr>
+          <w:rFonts w:ascii="Consolas" w:eastAsia="Consolas" w:hAnsi="Consolas" w:cs="Consolas"/>
+          <w:sz w:val="18"/>
+          <w:szCs w:val="18"/>
+        </w:rPr>
+        <w:t>key_env</w:t>
+      </w:r>
+      <w:proofErr w:type="spellEnd"/>
+      <w:r>
+        <w:rPr>
+          <w:rFonts w:ascii="Consolas" w:eastAsia="Consolas" w:hAnsi="Consolas" w:cs="Consolas"/>
+          <w:sz w:val="18"/>
+          <w:szCs w:val="18"/>
+        </w:rPr>
+        <w:t>": "SUPABASE_SERVICE_ROLE_KEY</w:t>
+      </w:r>
+      <w:proofErr w:type="gramStart"/>
+      <w:r>
+        <w:rPr>
+          <w:rFonts w:ascii="Consolas" w:eastAsia="Consolas" w:hAnsi="Consolas" w:cs="Consolas"/>
+          <w:sz w:val="18"/>
+          <w:szCs w:val="18"/>
+        </w:rPr>
+        <w:t xml:space="preserve">",   </w:t>
+      </w:r>
+      <w:proofErr w:type="gramEnd"/>
+      <w:r>
+        <w:rPr>
+          <w:rFonts w:ascii="Consolas" w:eastAsia="Consolas" w:hAnsi="Consolas" w:cs="Consolas"/>
+          <w:sz w:val="18"/>
+          <w:szCs w:val="18"/>
+        </w:rPr>
+        <w:t>"endpoint": "/rest/v1/thoughts</w:t>
+      </w:r>
+      <w:proofErr w:type="gramStart"/>
+      <w:r>
+        <w:rPr>
+          <w:rFonts w:ascii="Consolas" w:eastAsia="Consolas" w:hAnsi="Consolas" w:cs="Consolas"/>
+          <w:sz w:val="18"/>
+          <w:szCs w:val="18"/>
+        </w:rPr>
+        <w:t>" }</w:t>
+      </w:r>
+      <w:proofErr w:type="gramEnd"/>
     </w:p>
     <w:p>
       <w:pPr>
         <w:spacing w:after="120"/>
       </w:pPr>
       <w:r>
-        <w:t>Note: Actual secrets live in the .env file, never in JSON. The connection.json just references which env variable names to look up.</w:t>
+        <w:t xml:space="preserve">Note: Actual secrets live in the .env file, never in JSON. The </w:t>
+      </w:r>
+      <w:proofErr w:type="spellStart"/>
+      <w:proofErr w:type="gramStart"/>
+      <w:r>
+        <w:t>connection.json</w:t>
+      </w:r>
+      <w:proofErr w:type="spellEnd"/>
+      <w:proofErr w:type="gramEnd"/>
+      <w:r>
+        <w:t xml:space="preserve"> just references which env variable names to look up.</w:t>
       </w:r>
     </w:p>
     <w:p>
@@ -2955,8 +3616,19 @@
           <w:b/>
           <w:bCs/>
         </w:rPr>
-        <w:t>File 2: schema.json</w:t>
-      </w:r>
+        <w:t xml:space="preserve">File 2: </w:t>
+      </w:r>
+      <w:proofErr w:type="spellStart"/>
+      <w:proofErr w:type="gramStart"/>
+      <w:r>
+        <w:rPr>
+          <w:b/>
+          <w:bCs/>
+        </w:rPr>
+        <w:t>schema.json</w:t>
+      </w:r>
+      <w:proofErr w:type="spellEnd"/>
+      <w:proofErr w:type="gramEnd"/>
     </w:p>
     <w:p>
       <w:pPr>
@@ -2968,7 +3640,79 @@
           <w:sz w:val="18"/>
           <w:szCs w:val="18"/>
         </w:rPr>
-        <w:t>{   "table": "thoughts",   "required_fields": [     { "name": "content", "type": "text", "description": "The raw thought/data" },     { "name": "metadata", "type": "jsonb", "description": "Structured tags" }   ],   "optional_fields": [     { "name": "source", "type": "text", "description": "Which AI sent this" },     { "name": "embedding", "type": "vector", "description": "Auto-generated" },     { "name": "created_at", "type": "timestamp", "description": "Auto-set" }   ] }</w:t>
+        <w:t>{   "table": "thoughts",   "</w:t>
+      </w:r>
+      <w:proofErr w:type="spellStart"/>
+      <w:r>
+        <w:rPr>
+          <w:rFonts w:ascii="Consolas" w:eastAsia="Consolas" w:hAnsi="Consolas" w:cs="Consolas"/>
+          <w:sz w:val="18"/>
+          <w:szCs w:val="18"/>
+        </w:rPr>
+        <w:t>required_fields</w:t>
+      </w:r>
+      <w:proofErr w:type="spellEnd"/>
+      <w:r>
+        <w:rPr>
+          <w:rFonts w:ascii="Consolas" w:eastAsia="Consolas" w:hAnsi="Consolas" w:cs="Consolas"/>
+          <w:sz w:val="18"/>
+          <w:szCs w:val="18"/>
+        </w:rPr>
+        <w:t>": [     { "name": "content", "type": "text", "description": "The raw thought/data" },     { "name": "metadata", "type": "</w:t>
+      </w:r>
+      <w:proofErr w:type="spellStart"/>
+      <w:r>
+        <w:rPr>
+          <w:rFonts w:ascii="Consolas" w:eastAsia="Consolas" w:hAnsi="Consolas" w:cs="Consolas"/>
+          <w:sz w:val="18"/>
+          <w:szCs w:val="18"/>
+        </w:rPr>
+        <w:t>jsonb</w:t>
+      </w:r>
+      <w:proofErr w:type="spellEnd"/>
+      <w:r>
+        <w:rPr>
+          <w:rFonts w:ascii="Consolas" w:eastAsia="Consolas" w:hAnsi="Consolas" w:cs="Consolas"/>
+          <w:sz w:val="18"/>
+          <w:szCs w:val="18"/>
+        </w:rPr>
+        <w:t>", "description": "Structured tags" }   ],   "</w:t>
+      </w:r>
+      <w:proofErr w:type="spellStart"/>
+      <w:r>
+        <w:rPr>
+          <w:rFonts w:ascii="Consolas" w:eastAsia="Consolas" w:hAnsi="Consolas" w:cs="Consolas"/>
+          <w:sz w:val="18"/>
+          <w:szCs w:val="18"/>
+        </w:rPr>
+        <w:t>optional_fields</w:t>
+      </w:r>
+      <w:proofErr w:type="spellEnd"/>
+      <w:r>
+        <w:rPr>
+          <w:rFonts w:ascii="Consolas" w:eastAsia="Consolas" w:hAnsi="Consolas" w:cs="Consolas"/>
+          <w:sz w:val="18"/>
+          <w:szCs w:val="18"/>
+        </w:rPr>
+        <w:t>": [     { "name": "source", "type": "text", "description": "Which AI sent this" },     { "name": "embedding", "type": "vector", "description": "Auto-generated" },     { "name": "</w:t>
+      </w:r>
+      <w:proofErr w:type="spellStart"/>
+      <w:r>
+        <w:rPr>
+          <w:rFonts w:ascii="Consolas" w:eastAsia="Consolas" w:hAnsi="Consolas" w:cs="Consolas"/>
+          <w:sz w:val="18"/>
+          <w:szCs w:val="18"/>
+        </w:rPr>
+        <w:t>created_at</w:t>
+      </w:r>
+      <w:proofErr w:type="spellEnd"/>
+      <w:r>
+        <w:rPr>
+          <w:rFonts w:ascii="Consolas" w:eastAsia="Consolas" w:hAnsi="Consolas" w:cs="Consolas"/>
+          <w:sz w:val="18"/>
+          <w:szCs w:val="18"/>
+        </w:rPr>
+        <w:t>", "type": "timestamp", "description": "Auto-set" }   ] }</w:t>
       </w:r>
     </w:p>
     <w:p>
@@ -2976,7 +3720,25 @@
         <w:spacing w:after="120"/>
       </w:pPr>
       <w:r>
-        <w:t>That is it. Two files. The schema.json is the contract that every source must map to. The build compiler reads this and validates every source against it.</w:t>
+        <w:t xml:space="preserve">That </w:t>
+      </w:r>
+      <w:proofErr w:type="gramStart"/>
+      <w:r>
+        <w:t>is</w:t>
+      </w:r>
+      <w:proofErr w:type="gramEnd"/>
+      <w:r>
+        <w:t xml:space="preserve"> it. Two files. The </w:t>
+      </w:r>
+      <w:proofErr w:type="spellStart"/>
+      <w:proofErr w:type="gramStart"/>
+      <w:r>
+        <w:t>schema.json</w:t>
+      </w:r>
+      <w:proofErr w:type="spellEnd"/>
+      <w:proofErr w:type="gramEnd"/>
+      <w:r>
+        <w:t xml:space="preserve"> is the contract that every source must map to. The build compiler reads this and validates every source against it.</w:t>
       </w:r>
     </w:p>
     <w:p>
@@ -3006,15 +3768,32 @@
         <w:pStyle w:val="Heading2"/>
       </w:pPr>
       <w:r>
-        <w:t>6.1 One File Per Source: mapping.json</w:t>
-      </w:r>
+        <w:t xml:space="preserve">6.1 One File Per Source: </w:t>
+      </w:r>
+      <w:proofErr w:type="spellStart"/>
+      <w:proofErr w:type="gramStart"/>
+      <w:r>
+        <w:t>mapping.json</w:t>
+      </w:r>
+      <w:proofErr w:type="spellEnd"/>
+      <w:proofErr w:type="gramEnd"/>
     </w:p>
     <w:p>
       <w:pPr>
         <w:spacing w:after="120"/>
       </w:pPr>
       <w:r>
-        <w:t>Each source folder contains exactly ONE file. Not three. Not five. One. Here is what a mapping.json looks like for Claude:</w:t>
+        <w:t xml:space="preserve">Each source folder contains exactly ONE file. Not three. Not five. One. Here is what a </w:t>
+      </w:r>
+      <w:proofErr w:type="spellStart"/>
+      <w:proofErr w:type="gramStart"/>
+      <w:r>
+        <w:t>mapping.json</w:t>
+      </w:r>
+      <w:proofErr w:type="spellEnd"/>
+      <w:proofErr w:type="gramEnd"/>
+      <w:r>
+        <w:t xml:space="preserve"> looks like for Claude:</w:t>
       </w:r>
     </w:p>
     <w:p>
@@ -3026,8 +3805,33 @@
           <w:b/>
           <w:bCs/>
         </w:rPr>
-        <w:t>/sources/claude/mapping.json</w:t>
-      </w:r>
+        <w:t>/sources/</w:t>
+      </w:r>
+      <w:proofErr w:type="spellStart"/>
+      <w:r>
+        <w:rPr>
+          <w:b/>
+          <w:bCs/>
+        </w:rPr>
+        <w:t>claude</w:t>
+      </w:r>
+      <w:proofErr w:type="spellEnd"/>
+      <w:r>
+        <w:rPr>
+          <w:b/>
+          <w:bCs/>
+        </w:rPr>
+        <w:t>/</w:t>
+      </w:r>
+      <w:proofErr w:type="spellStart"/>
+      <w:r>
+        <w:rPr>
+          <w:b/>
+          <w:bCs/>
+        </w:rPr>
+        <w:t>mapping.json</w:t>
+      </w:r>
+      <w:proofErr w:type="spellEnd"/>
     </w:p>
     <w:p>
       <w:pPr>
@@ -3039,7 +3843,259 @@
           <w:sz w:val="18"/>
           <w:szCs w:val="18"/>
         </w:rPr>
-        <w:t>{   "source_name": "claude",   "display_name": "Claude (Anthropic)",   "color": "#D97706",   "auth": {     "type": "api_key",     "header": "Authorization",     "prefix": "Bearer "   },   "inbound_format": {     "content_path": "message.content[0].text",     "model_path": "model",     "role_path": "message.role"   },   "field_map": {     "content": "message.content[0].text",     "metadata": {       "model": "model",       "role": "message.role",       "source": "'claude'"     }   } }</w:t>
+        <w:t>{   "</w:t>
+      </w:r>
+      <w:proofErr w:type="spellStart"/>
+      <w:r>
+        <w:rPr>
+          <w:rFonts w:ascii="Consolas" w:eastAsia="Consolas" w:hAnsi="Consolas" w:cs="Consolas"/>
+          <w:sz w:val="18"/>
+          <w:szCs w:val="18"/>
+        </w:rPr>
+        <w:t>source_name</w:t>
+      </w:r>
+      <w:proofErr w:type="spellEnd"/>
+      <w:r>
+        <w:rPr>
+          <w:rFonts w:ascii="Consolas" w:eastAsia="Consolas" w:hAnsi="Consolas" w:cs="Consolas"/>
+          <w:sz w:val="18"/>
+          <w:szCs w:val="18"/>
+        </w:rPr>
+        <w:t>": "</w:t>
+      </w:r>
+      <w:proofErr w:type="spellStart"/>
+      <w:r>
+        <w:rPr>
+          <w:rFonts w:ascii="Consolas" w:eastAsia="Consolas" w:hAnsi="Consolas" w:cs="Consolas"/>
+          <w:sz w:val="18"/>
+          <w:szCs w:val="18"/>
+        </w:rPr>
+        <w:t>claude</w:t>
+      </w:r>
+      <w:proofErr w:type="spellEnd"/>
+      <w:r>
+        <w:rPr>
+          <w:rFonts w:ascii="Consolas" w:eastAsia="Consolas" w:hAnsi="Consolas" w:cs="Consolas"/>
+          <w:sz w:val="18"/>
+          <w:szCs w:val="18"/>
+        </w:rPr>
+        <w:t>",   "</w:t>
+      </w:r>
+      <w:proofErr w:type="spellStart"/>
+      <w:r>
+        <w:rPr>
+          <w:rFonts w:ascii="Consolas" w:eastAsia="Consolas" w:hAnsi="Consolas" w:cs="Consolas"/>
+          <w:sz w:val="18"/>
+          <w:szCs w:val="18"/>
+        </w:rPr>
+        <w:t>display_name</w:t>
+      </w:r>
+      <w:proofErr w:type="spellEnd"/>
+      <w:r>
+        <w:rPr>
+          <w:rFonts w:ascii="Consolas" w:eastAsia="Consolas" w:hAnsi="Consolas" w:cs="Consolas"/>
+          <w:sz w:val="18"/>
+          <w:szCs w:val="18"/>
+        </w:rPr>
+        <w:t>": "Claude (Anthropic)",   "color": "#D97706",   "auth": {     "type": "</w:t>
+      </w:r>
+      <w:proofErr w:type="spellStart"/>
+      <w:r>
+        <w:rPr>
+          <w:rFonts w:ascii="Consolas" w:eastAsia="Consolas" w:hAnsi="Consolas" w:cs="Consolas"/>
+          <w:sz w:val="18"/>
+          <w:szCs w:val="18"/>
+        </w:rPr>
+        <w:t>api_key</w:t>
+      </w:r>
+      <w:proofErr w:type="spellEnd"/>
+      <w:r>
+        <w:rPr>
+          <w:rFonts w:ascii="Consolas" w:eastAsia="Consolas" w:hAnsi="Consolas" w:cs="Consolas"/>
+          <w:sz w:val="18"/>
+          <w:szCs w:val="18"/>
+        </w:rPr>
+        <w:t>",     "header": "Authorization",     "prefix": "Bearer "   },   "</w:t>
+      </w:r>
+      <w:proofErr w:type="spellStart"/>
+      <w:r>
+        <w:rPr>
+          <w:rFonts w:ascii="Consolas" w:eastAsia="Consolas" w:hAnsi="Consolas" w:cs="Consolas"/>
+          <w:sz w:val="18"/>
+          <w:szCs w:val="18"/>
+        </w:rPr>
+        <w:t>inbound_format</w:t>
+      </w:r>
+      <w:proofErr w:type="spellEnd"/>
+      <w:r>
+        <w:rPr>
+          <w:rFonts w:ascii="Consolas" w:eastAsia="Consolas" w:hAnsi="Consolas" w:cs="Consolas"/>
+          <w:sz w:val="18"/>
+          <w:szCs w:val="18"/>
+        </w:rPr>
+        <w:t>": {     "</w:t>
+      </w:r>
+      <w:proofErr w:type="spellStart"/>
+      <w:r>
+        <w:rPr>
+          <w:rFonts w:ascii="Consolas" w:eastAsia="Consolas" w:hAnsi="Consolas" w:cs="Consolas"/>
+          <w:sz w:val="18"/>
+          <w:szCs w:val="18"/>
+        </w:rPr>
+        <w:t>content_path</w:t>
+      </w:r>
+      <w:proofErr w:type="spellEnd"/>
+      <w:r>
+        <w:rPr>
+          <w:rFonts w:ascii="Consolas" w:eastAsia="Consolas" w:hAnsi="Consolas" w:cs="Consolas"/>
+          <w:sz w:val="18"/>
+          <w:szCs w:val="18"/>
+        </w:rPr>
+        <w:t>": "</w:t>
+      </w:r>
+      <w:proofErr w:type="spellStart"/>
+      <w:r>
+        <w:rPr>
+          <w:rFonts w:ascii="Consolas" w:eastAsia="Consolas" w:hAnsi="Consolas" w:cs="Consolas"/>
+          <w:sz w:val="18"/>
+          <w:szCs w:val="18"/>
+        </w:rPr>
+        <w:t>message.content</w:t>
+      </w:r>
+      <w:proofErr w:type="spellEnd"/>
+      <w:r>
+        <w:rPr>
+          <w:rFonts w:ascii="Consolas" w:eastAsia="Consolas" w:hAnsi="Consolas" w:cs="Consolas"/>
+          <w:sz w:val="18"/>
+          <w:szCs w:val="18"/>
+        </w:rPr>
+        <w:t>[0].text",     "</w:t>
+      </w:r>
+      <w:proofErr w:type="spellStart"/>
+      <w:r>
+        <w:rPr>
+          <w:rFonts w:ascii="Consolas" w:eastAsia="Consolas" w:hAnsi="Consolas" w:cs="Consolas"/>
+          <w:sz w:val="18"/>
+          <w:szCs w:val="18"/>
+        </w:rPr>
+        <w:t>model_path</w:t>
+      </w:r>
+      <w:proofErr w:type="spellEnd"/>
+      <w:r>
+        <w:rPr>
+          <w:rFonts w:ascii="Consolas" w:eastAsia="Consolas" w:hAnsi="Consolas" w:cs="Consolas"/>
+          <w:sz w:val="18"/>
+          <w:szCs w:val="18"/>
+        </w:rPr>
+        <w:t>": "model",     "</w:t>
+      </w:r>
+      <w:proofErr w:type="spellStart"/>
+      <w:r>
+        <w:rPr>
+          <w:rFonts w:ascii="Consolas" w:eastAsia="Consolas" w:hAnsi="Consolas" w:cs="Consolas"/>
+          <w:sz w:val="18"/>
+          <w:szCs w:val="18"/>
+        </w:rPr>
+        <w:t>role_path</w:t>
+      </w:r>
+      <w:proofErr w:type="spellEnd"/>
+      <w:r>
+        <w:rPr>
+          <w:rFonts w:ascii="Consolas" w:eastAsia="Consolas" w:hAnsi="Consolas" w:cs="Consolas"/>
+          <w:sz w:val="18"/>
+          <w:szCs w:val="18"/>
+        </w:rPr>
+        <w:t>": "</w:t>
+      </w:r>
+      <w:proofErr w:type="spellStart"/>
+      <w:r>
+        <w:rPr>
+          <w:rFonts w:ascii="Consolas" w:eastAsia="Consolas" w:hAnsi="Consolas" w:cs="Consolas"/>
+          <w:sz w:val="18"/>
+          <w:szCs w:val="18"/>
+        </w:rPr>
+        <w:t>message.role</w:t>
+      </w:r>
+      <w:proofErr w:type="spellEnd"/>
+      <w:r>
+        <w:rPr>
+          <w:rFonts w:ascii="Consolas" w:eastAsia="Consolas" w:hAnsi="Consolas" w:cs="Consolas"/>
+          <w:sz w:val="18"/>
+          <w:szCs w:val="18"/>
+        </w:rPr>
+        <w:t>"   },   "</w:t>
+      </w:r>
+      <w:proofErr w:type="spellStart"/>
+      <w:r>
+        <w:rPr>
+          <w:rFonts w:ascii="Consolas" w:eastAsia="Consolas" w:hAnsi="Consolas" w:cs="Consolas"/>
+          <w:sz w:val="18"/>
+          <w:szCs w:val="18"/>
+        </w:rPr>
+        <w:t>field_map</w:t>
+      </w:r>
+      <w:proofErr w:type="spellEnd"/>
+      <w:r>
+        <w:rPr>
+          <w:rFonts w:ascii="Consolas" w:eastAsia="Consolas" w:hAnsi="Consolas" w:cs="Consolas"/>
+          <w:sz w:val="18"/>
+          <w:szCs w:val="18"/>
+        </w:rPr>
+        <w:t>": {     "content": "</w:t>
+      </w:r>
+      <w:proofErr w:type="spellStart"/>
+      <w:r>
+        <w:rPr>
+          <w:rFonts w:ascii="Consolas" w:eastAsia="Consolas" w:hAnsi="Consolas" w:cs="Consolas"/>
+          <w:sz w:val="18"/>
+          <w:szCs w:val="18"/>
+        </w:rPr>
+        <w:t>message.content</w:t>
+      </w:r>
+      <w:proofErr w:type="spellEnd"/>
+      <w:r>
+        <w:rPr>
+          <w:rFonts w:ascii="Consolas" w:eastAsia="Consolas" w:hAnsi="Consolas" w:cs="Consolas"/>
+          <w:sz w:val="18"/>
+          <w:szCs w:val="18"/>
+        </w:rPr>
+        <w:t>[0].text",     "metadata": {       "model": "model",       "role": "</w:t>
+      </w:r>
+      <w:proofErr w:type="spellStart"/>
+      <w:r>
+        <w:rPr>
+          <w:rFonts w:ascii="Consolas" w:eastAsia="Consolas" w:hAnsi="Consolas" w:cs="Consolas"/>
+          <w:sz w:val="18"/>
+          <w:szCs w:val="18"/>
+        </w:rPr>
+        <w:t>message.role</w:t>
+      </w:r>
+      <w:proofErr w:type="spellEnd"/>
+      <w:r>
+        <w:rPr>
+          <w:rFonts w:ascii="Consolas" w:eastAsia="Consolas" w:hAnsi="Consolas" w:cs="Consolas"/>
+          <w:sz w:val="18"/>
+          <w:szCs w:val="18"/>
+        </w:rPr>
+        <w:t>",       "source": "'</w:t>
+      </w:r>
+      <w:proofErr w:type="spellStart"/>
+      <w:r>
+        <w:rPr>
+          <w:rFonts w:ascii="Consolas" w:eastAsia="Consolas" w:hAnsi="Consolas" w:cs="Consolas"/>
+          <w:sz w:val="18"/>
+          <w:szCs w:val="18"/>
+        </w:rPr>
+        <w:t>claude</w:t>
+      </w:r>
+      <w:proofErr w:type="spellEnd"/>
+      <w:r>
+        <w:rPr>
+          <w:rFonts w:ascii="Consolas" w:eastAsia="Consolas" w:hAnsi="Consolas" w:cs="Consolas"/>
+          <w:sz w:val="18"/>
+          <w:szCs w:val="18"/>
+        </w:rPr>
+        <w:t>'"     }   } }</w:t>
       </w:r>
     </w:p>
     <w:p>
@@ -3072,12 +4128,6 @@
         <w:gridCol w:w="7160"/>
       </w:tblGrid>
       <w:tr>
-        <w:tblPrEx>
-          <w:tblCellMar>
-            <w:top w:w="0" w:type="dxa"/>
-            <w:bottom w:w="0" w:type="dxa"/>
-          </w:tblCellMar>
-        </w:tblPrEx>
         <w:tc>
           <w:tcPr>
             <w:tcW w:w="2200" w:type="dxa"/>
@@ -3140,12 +4190,6 @@
         </w:tc>
       </w:tr>
       <w:tr>
-        <w:tblPrEx>
-          <w:tblCellMar>
-            <w:top w:w="0" w:type="dxa"/>
-            <w:bottom w:w="0" w:type="dxa"/>
-          </w:tblCellMar>
-        </w:tblPrEx>
         <w:tc>
           <w:tcPr>
             <w:tcW w:w="2200" w:type="dxa"/>
@@ -3164,6 +4208,7 @@
             </w:tcMar>
           </w:tcPr>
           <w:p>
+            <w:proofErr w:type="spellStart"/>
             <w:r>
               <w:rPr>
                 <w:b/>
@@ -3173,6 +4218,7 @@
               </w:rPr>
               <w:t>source_name</w:t>
             </w:r>
+            <w:proofErr w:type="spellEnd"/>
           </w:p>
         </w:tc>
         <w:tc>
@@ -3198,18 +4244,37 @@
                 <w:sz w:val="20"/>
                 <w:szCs w:val="20"/>
               </w:rPr>
-              <w:t>Used as the route name: POST /api/inbound/claude</w:t>
-            </w:r>
+              <w:t>Used as the route name: POST /</w:t>
+            </w:r>
+            <w:proofErr w:type="spellStart"/>
+            <w:r>
+              <w:rPr>
+                <w:sz w:val="20"/>
+                <w:szCs w:val="20"/>
+              </w:rPr>
+              <w:t>api</w:t>
+            </w:r>
+            <w:proofErr w:type="spellEnd"/>
+            <w:r>
+              <w:rPr>
+                <w:sz w:val="20"/>
+                <w:szCs w:val="20"/>
+              </w:rPr>
+              <w:t>/inbound/</w:t>
+            </w:r>
+            <w:proofErr w:type="spellStart"/>
+            <w:r>
+              <w:rPr>
+                <w:sz w:val="20"/>
+                <w:szCs w:val="20"/>
+              </w:rPr>
+              <w:t>claude</w:t>
+            </w:r>
+            <w:proofErr w:type="spellEnd"/>
           </w:p>
         </w:tc>
       </w:tr>
       <w:tr>
-        <w:tblPrEx>
-          <w:tblCellMar>
-            <w:top w:w="0" w:type="dxa"/>
-            <w:bottom w:w="0" w:type="dxa"/>
-          </w:tblCellMar>
-        </w:tblPrEx>
         <w:tc>
           <w:tcPr>
             <w:tcW w:w="2200" w:type="dxa"/>
@@ -3228,6 +4293,7 @@
             </w:tcMar>
           </w:tcPr>
           <w:p>
+            <w:proofErr w:type="spellStart"/>
             <w:r>
               <w:rPr>
                 <w:b/>
@@ -3237,6 +4303,7 @@
               </w:rPr>
               <w:t>display_name</w:t>
             </w:r>
+            <w:proofErr w:type="spellEnd"/>
           </w:p>
         </w:tc>
         <w:tc>
@@ -3268,12 +4335,6 @@
         </w:tc>
       </w:tr>
       <w:tr>
-        <w:tblPrEx>
-          <w:tblCellMar>
-            <w:top w:w="0" w:type="dxa"/>
-            <w:bottom w:w="0" w:type="dxa"/>
-          </w:tblCellMar>
-        </w:tblPrEx>
         <w:tc>
           <w:tcPr>
             <w:tcW w:w="2200" w:type="dxa"/>
@@ -3326,18 +4387,28 @@
                 <w:sz w:val="20"/>
                 <w:szCs w:val="20"/>
               </w:rPr>
-              <w:t>Hex color for this source in the terminal UI. Makes traffic instantly identifiable.</w:t>
+              <w:t xml:space="preserve">Hex color for this source in the terminal UI. </w:t>
+            </w:r>
+            <w:proofErr w:type="gramStart"/>
+            <w:r>
+              <w:rPr>
+                <w:sz w:val="20"/>
+                <w:szCs w:val="20"/>
+              </w:rPr>
+              <w:t>Makes</w:t>
+            </w:r>
+            <w:proofErr w:type="gramEnd"/>
+            <w:r>
+              <w:rPr>
+                <w:sz w:val="20"/>
+                <w:szCs w:val="20"/>
+              </w:rPr>
+              <w:t xml:space="preserve"> traffic instantly identifiable.</w:t>
             </w:r>
           </w:p>
         </w:tc>
       </w:tr>
       <w:tr>
-        <w:tblPrEx>
-          <w:tblCellMar>
-            <w:top w:w="0" w:type="dxa"/>
-            <w:bottom w:w="0" w:type="dxa"/>
-          </w:tblCellMar>
-        </w:tblPrEx>
         <w:tc>
           <w:tcPr>
             <w:tcW w:w="2200" w:type="dxa"/>
@@ -3356,6 +4427,8 @@
             </w:tcMar>
           </w:tcPr>
           <w:p>
+            <w:proofErr w:type="spellStart"/>
+            <w:proofErr w:type="gramStart"/>
             <w:r>
               <w:rPr>
                 <w:b/>
@@ -3365,6 +4438,8 @@
               </w:rPr>
               <w:t>auth.type</w:t>
             </w:r>
+            <w:proofErr w:type="spellEnd"/>
+            <w:proofErr w:type="gramEnd"/>
           </w:p>
         </w:tc>
         <w:tc>
@@ -3390,18 +4465,44 @@
                 <w:sz w:val="20"/>
                 <w:szCs w:val="20"/>
               </w:rPr>
-              <w:t>How this source authenticates. Options: api_key, oauth, none.</w:t>
+              <w:t xml:space="preserve">How this source authenticates. Options: </w:t>
+            </w:r>
+            <w:proofErr w:type="spellStart"/>
+            <w:r>
+              <w:rPr>
+                <w:sz w:val="20"/>
+                <w:szCs w:val="20"/>
+              </w:rPr>
+              <w:t>api_key</w:t>
+            </w:r>
+            <w:proofErr w:type="spellEnd"/>
+            <w:r>
+              <w:rPr>
+                <w:sz w:val="20"/>
+                <w:szCs w:val="20"/>
+              </w:rPr>
+              <w:t xml:space="preserve">, </w:t>
+            </w:r>
+            <w:proofErr w:type="spellStart"/>
+            <w:r>
+              <w:rPr>
+                <w:sz w:val="20"/>
+                <w:szCs w:val="20"/>
+              </w:rPr>
+              <w:t>oauth</w:t>
+            </w:r>
+            <w:proofErr w:type="spellEnd"/>
+            <w:r>
+              <w:rPr>
+                <w:sz w:val="20"/>
+                <w:szCs w:val="20"/>
+              </w:rPr>
+              <w:t>, none.</w:t>
             </w:r>
           </w:p>
         </w:tc>
       </w:tr>
       <w:tr>
-        <w:tblPrEx>
-          <w:tblCellMar>
-            <w:top w:w="0" w:type="dxa"/>
-            <w:bottom w:w="0" w:type="dxa"/>
-          </w:tblCellMar>
-        </w:tblPrEx>
         <w:tc>
           <w:tcPr>
             <w:tcW w:w="2200" w:type="dxa"/>
@@ -3420,6 +4521,7 @@
             </w:tcMar>
           </w:tcPr>
           <w:p>
+            <w:proofErr w:type="spellStart"/>
             <w:r>
               <w:rPr>
                 <w:b/>
@@ -3429,6 +4531,7 @@
               </w:rPr>
               <w:t>inbound_format</w:t>
             </w:r>
+            <w:proofErr w:type="spellEnd"/>
           </w:p>
         </w:tc>
         <w:tc>
@@ -3454,18 +4557,28 @@
                 <w:sz w:val="20"/>
                 <w:szCs w:val="20"/>
               </w:rPr>
-              <w:t>Dot-notation paths telling BubbleFish where to find key data in the incoming payload.</w:t>
+              <w:t xml:space="preserve">Dot-notation paths telling </w:t>
+            </w:r>
+            <w:proofErr w:type="spellStart"/>
+            <w:r>
+              <w:rPr>
+                <w:sz w:val="20"/>
+                <w:szCs w:val="20"/>
+              </w:rPr>
+              <w:t>BubbleFish</w:t>
+            </w:r>
+            <w:proofErr w:type="spellEnd"/>
+            <w:r>
+              <w:rPr>
+                <w:sz w:val="20"/>
+                <w:szCs w:val="20"/>
+              </w:rPr>
+              <w:t xml:space="preserve"> where to find key data in the incoming payload.</w:t>
             </w:r>
           </w:p>
         </w:tc>
       </w:tr>
       <w:tr>
-        <w:tblPrEx>
-          <w:tblCellMar>
-            <w:top w:w="0" w:type="dxa"/>
-            <w:bottom w:w="0" w:type="dxa"/>
-          </w:tblCellMar>
-        </w:tblPrEx>
         <w:tc>
           <w:tcPr>
             <w:tcW w:w="2200" w:type="dxa"/>
@@ -3484,6 +4597,7 @@
             </w:tcMar>
           </w:tcPr>
           <w:p>
+            <w:proofErr w:type="spellStart"/>
             <w:r>
               <w:rPr>
                 <w:b/>
@@ -3493,6 +4607,7 @@
               </w:rPr>
               <w:t>field_map</w:t>
             </w:r>
+            <w:proofErr w:type="spellEnd"/>
           </w:p>
         </w:tc>
         <w:tc>
@@ -3541,8 +4656,37 @@
       <w:pPr>
         <w:spacing w:after="120"/>
       </w:pPr>
-      <w:r>
-        <w:t>BubbleFish ships with a /templates/ folder containing pre-built mapping.json files for the most common AI sources. To add a new source, you literally:</w:t>
+      <w:proofErr w:type="spellStart"/>
+      <w:r>
+        <w:t>BubbleFish</w:t>
+      </w:r>
+      <w:proofErr w:type="spellEnd"/>
+      <w:r>
+        <w:t xml:space="preserve"> ships with </w:t>
+      </w:r>
+      <w:proofErr w:type="gramStart"/>
+      <w:r>
+        <w:t>a /templates/</w:t>
+      </w:r>
+      <w:proofErr w:type="gramEnd"/>
+      <w:r>
+        <w:t xml:space="preserve"> folder containing pre-built </w:t>
+      </w:r>
+      <w:proofErr w:type="spellStart"/>
+      <w:r>
+        <w:t>mapping.json</w:t>
+      </w:r>
+      <w:proofErr w:type="spellEnd"/>
+      <w:r>
+        <w:t xml:space="preserve"> files for the most common AI sources. To add a new source, </w:t>
+      </w:r>
+      <w:proofErr w:type="gramStart"/>
+      <w:r>
+        <w:t>you</w:t>
+      </w:r>
+      <w:proofErr w:type="gramEnd"/>
+      <w:r>
+        <w:t xml:space="preserve"> literally:</w:t>
       </w:r>
     </w:p>
     <w:p>
@@ -3555,8 +4699,23 @@
         <w:spacing w:after="60"/>
       </w:pPr>
       <w:r>
-        <w:t>Copy templates/source-template.json into /sources/{your-app-name}/mapping.json</w:t>
-      </w:r>
+        <w:t>Copy templates/source-</w:t>
+      </w:r>
+      <w:proofErr w:type="spellStart"/>
+      <w:r>
+        <w:t>template.json</w:t>
+      </w:r>
+      <w:proofErr w:type="spellEnd"/>
+      <w:r>
+        <w:t xml:space="preserve"> into /sources/{your-app-name}/</w:t>
+      </w:r>
+      <w:proofErr w:type="spellStart"/>
+      <w:proofErr w:type="gramStart"/>
+      <w:r>
+        <w:t>mapping.json</w:t>
+      </w:r>
+      <w:proofErr w:type="spellEnd"/>
+      <w:proofErr w:type="gramEnd"/>
     </w:p>
     <w:p>
       <w:pPr>
@@ -3615,8 +4774,13 @@
       <w:pPr>
         <w:spacing w:after="120"/>
       </w:pPr>
-      <w:r>
-        <w:t>BubbleFish catches errors at two levels: build time and runtime. Nothing silent. Nothing swallowed.</w:t>
+      <w:proofErr w:type="spellStart"/>
+      <w:r>
+        <w:t>BubbleFish</w:t>
+      </w:r>
+      <w:proofErr w:type="spellEnd"/>
+      <w:r>
+        <w:t xml:space="preserve"> catches errors at two levels: build time and runtime. Nothing silent. Nothing swallowed.</w:t>
       </w:r>
     </w:p>
     <w:p>
@@ -3632,7 +4796,15 @@
         <w:spacing w:after="120"/>
       </w:pPr>
       <w:r>
-        <w:t>When you run node build.js, the compiler validates everything before writing a single .translated.js file. If anything fails:</w:t>
+        <w:t xml:space="preserve">When you run node build.js, the compiler validates everything before writing a </w:t>
+      </w:r>
+      <w:proofErr w:type="gramStart"/>
+      <w:r>
+        <w:t>single .</w:t>
+      </w:r>
+      <w:proofErr w:type="gramEnd"/>
+      <w:r>
+        <w:t>translated.js file. If anything fails:</w:t>
       </w:r>
     </w:p>
     <w:tbl>
@@ -3657,12 +4829,6 @@
         <w:gridCol w:w="6360"/>
       </w:tblGrid>
       <w:tr>
-        <w:tblPrEx>
-          <w:tblCellMar>
-            <w:top w:w="0" w:type="dxa"/>
-            <w:bottom w:w="0" w:type="dxa"/>
-          </w:tblCellMar>
-        </w:tblPrEx>
         <w:tc>
           <w:tcPr>
             <w:tcW w:w="3000" w:type="dxa"/>
@@ -3725,12 +4891,6 @@
         </w:tc>
       </w:tr>
       <w:tr>
-        <w:tblPrEx>
-          <w:tblCellMar>
-            <w:top w:w="0" w:type="dxa"/>
-            <w:bottom w:w="0" w:type="dxa"/>
-          </w:tblCellMar>
-        </w:tblPrEx>
         <w:tc>
           <w:tcPr>
             <w:tcW w:w="3000" w:type="dxa"/>
@@ -3783,18 +4943,76 @@
                 <w:sz w:val="20"/>
                 <w:szCs w:val="20"/>
               </w:rPr>
-              <w:t>[BUILD ERROR] claude/mapping.json: field_map missing required destination field 'content'. Schema requires: content, metadata.</w:t>
+              <w:t xml:space="preserve">[BUILD ERROR] </w:t>
+            </w:r>
+            <w:proofErr w:type="spellStart"/>
+            <w:r>
+              <w:rPr>
+                <w:sz w:val="20"/>
+                <w:szCs w:val="20"/>
+              </w:rPr>
+              <w:t>claude</w:t>
+            </w:r>
+            <w:proofErr w:type="spellEnd"/>
+            <w:r>
+              <w:rPr>
+                <w:sz w:val="20"/>
+                <w:szCs w:val="20"/>
+              </w:rPr>
+              <w:t>/</w:t>
+            </w:r>
+            <w:proofErr w:type="spellStart"/>
+            <w:r>
+              <w:rPr>
+                <w:sz w:val="20"/>
+                <w:szCs w:val="20"/>
+              </w:rPr>
+              <w:t>mapping.json</w:t>
+            </w:r>
+            <w:proofErr w:type="spellEnd"/>
+            <w:r>
+              <w:rPr>
+                <w:sz w:val="20"/>
+                <w:szCs w:val="20"/>
+              </w:rPr>
+              <w:t xml:space="preserve">: </w:t>
+            </w:r>
+            <w:proofErr w:type="spellStart"/>
+            <w:r>
+              <w:rPr>
+                <w:sz w:val="20"/>
+                <w:szCs w:val="20"/>
+              </w:rPr>
+              <w:t>field_map</w:t>
+            </w:r>
+            <w:proofErr w:type="spellEnd"/>
+            <w:r>
+              <w:rPr>
+                <w:sz w:val="20"/>
+                <w:szCs w:val="20"/>
+              </w:rPr>
+              <w:t xml:space="preserve"> missing required destination field 'content'. Schema </w:t>
+            </w:r>
+            <w:proofErr w:type="gramStart"/>
+            <w:r>
+              <w:rPr>
+                <w:sz w:val="20"/>
+                <w:szCs w:val="20"/>
+              </w:rPr>
+              <w:t>requires:</w:t>
+            </w:r>
+            <w:proofErr w:type="gramEnd"/>
+            <w:r>
+              <w:rPr>
+                <w:sz w:val="20"/>
+                <w:szCs w:val="20"/>
+              </w:rPr>
+              <w:t xml:space="preserve"> content, metadata.</w:t>
             </w:r>
           </w:p>
         </w:tc>
       </w:tr>
       <w:tr>
-        <w:tblPrEx>
-          <w:tblCellMar>
-            <w:top w:w="0" w:type="dxa"/>
-            <w:bottom w:w="0" w:type="dxa"/>
-          </w:tblCellMar>
-        </w:tblPrEx>
         <w:tc>
           <w:tcPr>
             <w:tcW w:w="3000" w:type="dxa"/>
@@ -3847,18 +5065,28 @@
                 <w:sz w:val="20"/>
                 <w:szCs w:val="20"/>
               </w:rPr>
-              <w:t>[BUILD ERROR] perplexity/mapping.json: Parse error at line 14, column 3. Unexpected token ','</w:t>
+              <w:t>[BUILD ERROR] perplexity/</w:t>
+            </w:r>
+            <w:proofErr w:type="spellStart"/>
+            <w:r>
+              <w:rPr>
+                <w:sz w:val="20"/>
+                <w:szCs w:val="20"/>
+              </w:rPr>
+              <w:t>mapping.json</w:t>
+            </w:r>
+            <w:proofErr w:type="spellEnd"/>
+            <w:r>
+              <w:rPr>
+                <w:sz w:val="20"/>
+                <w:szCs w:val="20"/>
+              </w:rPr>
+              <w:t>: Parse error at line 14, column 3. Unexpected token ','</w:t>
             </w:r>
           </w:p>
         </w:tc>
       </w:tr>
       <w:tr>
-        <w:tblPrEx>
-          <w:tblCellMar>
-            <w:top w:w="0" w:type="dxa"/>
-            <w:bottom w:w="0" w:type="dxa"/>
-          </w:tblCellMar>
-        </w:tblPrEx>
         <w:tc>
           <w:tcPr>
             <w:tcW w:w="3000" w:type="dxa"/>
@@ -3911,18 +5139,94 @@
                 <w:sz w:val="20"/>
                 <w:szCs w:val="20"/>
               </w:rPr>
-              <w:t>[BUILD ERROR] chatgpt/mapping.json: auth.type 'magic' not recognized. Valid: api_key, oauth, none.</w:t>
+              <w:t xml:space="preserve">[BUILD ERROR] </w:t>
+            </w:r>
+            <w:proofErr w:type="spellStart"/>
+            <w:r>
+              <w:rPr>
+                <w:sz w:val="20"/>
+                <w:szCs w:val="20"/>
+              </w:rPr>
+              <w:t>chatgpt</w:t>
+            </w:r>
+            <w:proofErr w:type="spellEnd"/>
+            <w:r>
+              <w:rPr>
+                <w:sz w:val="20"/>
+                <w:szCs w:val="20"/>
+              </w:rPr>
+              <w:t>/</w:t>
+            </w:r>
+            <w:proofErr w:type="spellStart"/>
+            <w:r>
+              <w:rPr>
+                <w:sz w:val="20"/>
+                <w:szCs w:val="20"/>
+              </w:rPr>
+              <w:t>mapping.json</w:t>
+            </w:r>
+            <w:proofErr w:type="spellEnd"/>
+            <w:r>
+              <w:rPr>
+                <w:sz w:val="20"/>
+                <w:szCs w:val="20"/>
+              </w:rPr>
+              <w:t xml:space="preserve">: </w:t>
+            </w:r>
+            <w:proofErr w:type="spellStart"/>
+            <w:proofErr w:type="gramStart"/>
+            <w:r>
+              <w:rPr>
+                <w:sz w:val="20"/>
+                <w:szCs w:val="20"/>
+              </w:rPr>
+              <w:t>auth.type</w:t>
+            </w:r>
+            <w:proofErr w:type="spellEnd"/>
+            <w:proofErr w:type="gramEnd"/>
+            <w:r>
+              <w:rPr>
+                <w:sz w:val="20"/>
+                <w:szCs w:val="20"/>
+              </w:rPr>
+              <w:t xml:space="preserve"> 'magic' not recognized. Valid: </w:t>
+            </w:r>
+            <w:proofErr w:type="spellStart"/>
+            <w:r>
+              <w:rPr>
+                <w:sz w:val="20"/>
+                <w:szCs w:val="20"/>
+              </w:rPr>
+              <w:t>api_key</w:t>
+            </w:r>
+            <w:proofErr w:type="spellEnd"/>
+            <w:r>
+              <w:rPr>
+                <w:sz w:val="20"/>
+                <w:szCs w:val="20"/>
+              </w:rPr>
+              <w:t xml:space="preserve">, </w:t>
+            </w:r>
+            <w:proofErr w:type="spellStart"/>
+            <w:r>
+              <w:rPr>
+                <w:sz w:val="20"/>
+                <w:szCs w:val="20"/>
+              </w:rPr>
+              <w:t>oauth</w:t>
+            </w:r>
+            <w:proofErr w:type="spellEnd"/>
+            <w:r>
+              <w:rPr>
+                <w:sz w:val="20"/>
+                <w:szCs w:val="20"/>
+              </w:rPr>
+              <w:t>, none.</w:t>
             </w:r>
           </w:p>
         </w:tc>
       </w:tr>
       <w:tr>
-        <w:tblPrEx>
-          <w:tblCellMar>
-            <w:top w:w="0" w:type="dxa"/>
-            <w:bottom w:w="0" w:type="dxa"/>
-          </w:tblCellMar>
-        </w:tblPrEx>
         <w:tc>
           <w:tcPr>
             <w:tcW w:w="3000" w:type="dxa"/>
@@ -3975,18 +5279,62 @@
                 <w:sz w:val="20"/>
                 <w:szCs w:val="20"/>
               </w:rPr>
-              <w:t>[BUILD ERROR] destination openbrain: connection.json references env 'SUPABASE_URL' but it is not set in .env.</w:t>
+              <w:t xml:space="preserve">[BUILD ERROR] destination </w:t>
+            </w:r>
+            <w:proofErr w:type="spellStart"/>
+            <w:r>
+              <w:rPr>
+                <w:sz w:val="20"/>
+                <w:szCs w:val="20"/>
+              </w:rPr>
+              <w:t>openbrain</w:t>
+            </w:r>
+            <w:proofErr w:type="spellEnd"/>
+            <w:r>
+              <w:rPr>
+                <w:sz w:val="20"/>
+                <w:szCs w:val="20"/>
+              </w:rPr>
+              <w:t xml:space="preserve">: </w:t>
+            </w:r>
+            <w:proofErr w:type="spellStart"/>
+            <w:proofErr w:type="gramStart"/>
+            <w:r>
+              <w:rPr>
+                <w:sz w:val="20"/>
+                <w:szCs w:val="20"/>
+              </w:rPr>
+              <w:t>connection.json</w:t>
+            </w:r>
+            <w:proofErr w:type="spellEnd"/>
+            <w:proofErr w:type="gramEnd"/>
+            <w:r>
+              <w:rPr>
+                <w:sz w:val="20"/>
+                <w:szCs w:val="20"/>
+              </w:rPr>
+              <w:t xml:space="preserve"> references env 'SUPABASE_URL' but it is not set </w:t>
+            </w:r>
+            <w:proofErr w:type="gramStart"/>
+            <w:r>
+              <w:rPr>
+                <w:sz w:val="20"/>
+                <w:szCs w:val="20"/>
+              </w:rPr>
+              <w:t>in .env</w:t>
+            </w:r>
+            <w:proofErr w:type="gramEnd"/>
+            <w:r>
+              <w:rPr>
+                <w:sz w:val="20"/>
+                <w:szCs w:val="20"/>
+              </w:rPr>
+              <w:t>.</w:t>
             </w:r>
           </w:p>
         </w:tc>
       </w:tr>
       <w:tr>
-        <w:tblPrEx>
-          <w:tblCellMar>
-            <w:top w:w="0" w:type="dxa"/>
-            <w:bottom w:w="0" w:type="dxa"/>
-          </w:tblCellMar>
-        </w:tblPrEx>
         <w:tc>
           <w:tcPr>
             <w:tcW w:w="3000" w:type="dxa"/>
@@ -4012,8 +5360,19 @@
                 <w:sz w:val="20"/>
                 <w:szCs w:val="20"/>
               </w:rPr>
-              <w:t>Duplicate source_name</w:t>
-            </w:r>
+              <w:t xml:space="preserve">Duplicate </w:t>
+            </w:r>
+            <w:proofErr w:type="spellStart"/>
+            <w:r>
+              <w:rPr>
+                <w:b/>
+                <w:bCs/>
+                <w:sz w:val="20"/>
+                <w:szCs w:val="20"/>
+              </w:rPr>
+              <w:t>source_name</w:t>
+            </w:r>
+            <w:proofErr w:type="spellEnd"/>
           </w:p>
         </w:tc>
         <w:tc>
@@ -4039,18 +5398,44 @@
                 <w:sz w:val="20"/>
                 <w:szCs w:val="20"/>
               </w:rPr>
-              <w:t>[BUILD ERROR] Two sources use source_name 'claude'. Each source must have a unique name.</w:t>
+              <w:t xml:space="preserve">[BUILD ERROR] Two sources use </w:t>
+            </w:r>
+            <w:proofErr w:type="spellStart"/>
+            <w:r>
+              <w:rPr>
+                <w:sz w:val="20"/>
+                <w:szCs w:val="20"/>
+              </w:rPr>
+              <w:t>source_name</w:t>
+            </w:r>
+            <w:proofErr w:type="spellEnd"/>
+            <w:r>
+              <w:rPr>
+                <w:sz w:val="20"/>
+                <w:szCs w:val="20"/>
+              </w:rPr>
+              <w:t xml:space="preserve"> '</w:t>
+            </w:r>
+            <w:proofErr w:type="spellStart"/>
+            <w:r>
+              <w:rPr>
+                <w:sz w:val="20"/>
+                <w:szCs w:val="20"/>
+              </w:rPr>
+              <w:t>claude</w:t>
+            </w:r>
+            <w:proofErr w:type="spellEnd"/>
+            <w:r>
+              <w:rPr>
+                <w:sz w:val="20"/>
+                <w:szCs w:val="20"/>
+              </w:rPr>
+              <w:t>'. Each source must have a unique name.</w:t>
             </w:r>
           </w:p>
         </w:tc>
       </w:tr>
       <w:tr>
-        <w:tblPrEx>
-          <w:tblCellMar>
-            <w:top w:w="0" w:type="dxa"/>
-            <w:bottom w:w="0" w:type="dxa"/>
-          </w:tblCellMar>
-        </w:tblPrEx>
         <w:tc>
           <w:tcPr>
             <w:tcW w:w="3000" w:type="dxa"/>
@@ -4127,7 +5512,15 @@
         <w:spacing w:after="120"/>
       </w:pPr>
       <w:r>
-        <w:t>During operation, each source gets its own log file in /logs/{source_name}.log. Winston handles this automatically. Example log entries:</w:t>
+        <w:t>During operation, each source gets its own log file in /logs/{</w:t>
+      </w:r>
+      <w:proofErr w:type="spellStart"/>
+      <w:r>
+        <w:t>source_name</w:t>
+      </w:r>
+      <w:proofErr w:type="spellEnd"/>
+      <w:r>
+        <w:t>}.log. Winston handles this automatically. Example log entries:</w:t>
       </w:r>
     </w:p>
     <w:p>
@@ -4140,7 +5533,187 @@
           <w:sz w:val="16"/>
           <w:szCs w:val="16"/>
         </w:rPr>
-        <w:t>[2026-03-25 14:02:01] [INFO]  Request received from Claude (24 bytes) [2026-03-25 14:02:01] [INFO]  Translation successful. Queued for write. [2026-03-25 14:02:02] [OK]    Written to OpenBrain. Row ID: 847. (24ms)  [2026-03-25 14:05:33] [ERROR] Request received from Claude (0 bytes) [2026-03-25 14:05:33] [ERROR] Empty payload. Nothing to translate. [2026-03-25 14:05:33] [ERROR] Response: 400 Bad Request  [2026-03-25 14:10:17] [ERROR] Supabase returned 503 Service Unavailable [2026-03-25 14:10:17] [RETRY] Re-queuing request. Attempt 2 of 3. [2026-03-25 14:10:22] [OK]    Retry successful on attempt 2. (5014ms)</w:t>
+        <w:t>[2026-03-25 14:02:01] [</w:t>
+      </w:r>
+      <w:proofErr w:type="gramStart"/>
+      <w:r>
+        <w:rPr>
+          <w:rFonts w:ascii="Consolas" w:eastAsia="Consolas" w:hAnsi="Consolas" w:cs="Consolas"/>
+          <w:sz w:val="16"/>
+          <w:szCs w:val="16"/>
+        </w:rPr>
+        <w:t>INFO]  Request</w:t>
+      </w:r>
+      <w:proofErr w:type="gramEnd"/>
+      <w:r>
+        <w:rPr>
+          <w:rFonts w:ascii="Consolas" w:eastAsia="Consolas" w:hAnsi="Consolas" w:cs="Consolas"/>
+          <w:sz w:val="16"/>
+          <w:szCs w:val="16"/>
+        </w:rPr>
+        <w:t xml:space="preserve"> received from Claude (24 bytes) [2026-03-25 14:02:01] [</w:t>
+      </w:r>
+      <w:proofErr w:type="gramStart"/>
+      <w:r>
+        <w:rPr>
+          <w:rFonts w:ascii="Consolas" w:eastAsia="Consolas" w:hAnsi="Consolas" w:cs="Consolas"/>
+          <w:sz w:val="16"/>
+          <w:szCs w:val="16"/>
+        </w:rPr>
+        <w:t>INFO]  Translation</w:t>
+      </w:r>
+      <w:proofErr w:type="gramEnd"/>
+      <w:r>
+        <w:rPr>
+          <w:rFonts w:ascii="Consolas" w:eastAsia="Consolas" w:hAnsi="Consolas" w:cs="Consolas"/>
+          <w:sz w:val="16"/>
+          <w:szCs w:val="16"/>
+        </w:rPr>
+        <w:t xml:space="preserve"> successful. Queued for </w:t>
+      </w:r>
+      <w:proofErr w:type="gramStart"/>
+      <w:r>
+        <w:rPr>
+          <w:rFonts w:ascii="Consolas" w:eastAsia="Consolas" w:hAnsi="Consolas" w:cs="Consolas"/>
+          <w:sz w:val="16"/>
+          <w:szCs w:val="16"/>
+        </w:rPr>
+        <w:t>write</w:t>
+      </w:r>
+      <w:proofErr w:type="gramEnd"/>
+      <w:r>
+        <w:rPr>
+          <w:rFonts w:ascii="Consolas" w:eastAsia="Consolas" w:hAnsi="Consolas" w:cs="Consolas"/>
+          <w:sz w:val="16"/>
+          <w:szCs w:val="16"/>
+        </w:rPr>
+        <w:t>. [2026-03-25 14:02:02] [</w:t>
+      </w:r>
+      <w:proofErr w:type="gramStart"/>
+      <w:r>
+        <w:rPr>
+          <w:rFonts w:ascii="Consolas" w:eastAsia="Consolas" w:hAnsi="Consolas" w:cs="Consolas"/>
+          <w:sz w:val="16"/>
+          <w:szCs w:val="16"/>
+        </w:rPr>
+        <w:t xml:space="preserve">OK]   </w:t>
+      </w:r>
+      <w:proofErr w:type="gramEnd"/>
+      <w:r>
+        <w:rPr>
+          <w:rFonts w:ascii="Consolas" w:eastAsia="Consolas" w:hAnsi="Consolas" w:cs="Consolas"/>
+          <w:sz w:val="16"/>
+          <w:szCs w:val="16"/>
+        </w:rPr>
+        <w:t xml:space="preserve"> Written to </w:t>
+      </w:r>
+      <w:proofErr w:type="spellStart"/>
+      <w:r>
+        <w:rPr>
+          <w:rFonts w:ascii="Consolas" w:eastAsia="Consolas" w:hAnsi="Consolas" w:cs="Consolas"/>
+          <w:sz w:val="16"/>
+          <w:szCs w:val="16"/>
+        </w:rPr>
+        <w:t>OpenBrain</w:t>
+      </w:r>
+      <w:proofErr w:type="spellEnd"/>
+      <w:r>
+        <w:rPr>
+          <w:rFonts w:ascii="Consolas" w:eastAsia="Consolas" w:hAnsi="Consolas" w:cs="Consolas"/>
+          <w:sz w:val="16"/>
+          <w:szCs w:val="16"/>
+        </w:rPr>
+        <w:t>. Row ID: 847. (24</w:t>
+      </w:r>
+      <w:proofErr w:type="gramStart"/>
+      <w:r>
+        <w:rPr>
+          <w:rFonts w:ascii="Consolas" w:eastAsia="Consolas" w:hAnsi="Consolas" w:cs="Consolas"/>
+          <w:sz w:val="16"/>
+          <w:szCs w:val="16"/>
+        </w:rPr>
+        <w:t>ms)  [</w:t>
+      </w:r>
+      <w:proofErr w:type="gramEnd"/>
+      <w:r>
+        <w:rPr>
+          <w:rFonts w:ascii="Consolas" w:eastAsia="Consolas" w:hAnsi="Consolas" w:cs="Consolas"/>
+          <w:sz w:val="16"/>
+          <w:szCs w:val="16"/>
+        </w:rPr>
+        <w:t xml:space="preserve">2026-03-25 14:05:33] [ERROR] Request received from Claude (0 bytes) [2026-03-25 14:05:33] [ERROR] Empty payload. Nothing to translate. [2026-03-25 14:05:33] [ERROR] Response: 400 Bad </w:t>
+      </w:r>
+      <w:proofErr w:type="gramStart"/>
+      <w:r>
+        <w:rPr>
+          <w:rFonts w:ascii="Consolas" w:eastAsia="Consolas" w:hAnsi="Consolas" w:cs="Consolas"/>
+          <w:sz w:val="16"/>
+          <w:szCs w:val="16"/>
+        </w:rPr>
+        <w:t>Request  [</w:t>
+      </w:r>
+      <w:proofErr w:type="gramEnd"/>
+      <w:r>
+        <w:rPr>
+          <w:rFonts w:ascii="Consolas" w:eastAsia="Consolas" w:hAnsi="Consolas" w:cs="Consolas"/>
+          <w:sz w:val="16"/>
+          <w:szCs w:val="16"/>
+        </w:rPr>
+        <w:t xml:space="preserve">2026-03-25 14:10:17] [ERROR] </w:t>
+      </w:r>
+      <w:proofErr w:type="spellStart"/>
+      <w:r>
+        <w:rPr>
+          <w:rFonts w:ascii="Consolas" w:eastAsia="Consolas" w:hAnsi="Consolas" w:cs="Consolas"/>
+          <w:sz w:val="16"/>
+          <w:szCs w:val="16"/>
+        </w:rPr>
+        <w:t>Supabase</w:t>
+      </w:r>
+      <w:proofErr w:type="spellEnd"/>
+      <w:r>
+        <w:rPr>
+          <w:rFonts w:ascii="Consolas" w:eastAsia="Consolas" w:hAnsi="Consolas" w:cs="Consolas"/>
+          <w:sz w:val="16"/>
+          <w:szCs w:val="16"/>
+        </w:rPr>
+        <w:t xml:space="preserve"> returned 503 Service Unavailable [2026-03-25 14:10:17] [RETRY] </w:t>
+      </w:r>
+      <w:proofErr w:type="gramStart"/>
+      <w:r>
+        <w:rPr>
+          <w:rFonts w:ascii="Consolas" w:eastAsia="Consolas" w:hAnsi="Consolas" w:cs="Consolas"/>
+          <w:sz w:val="16"/>
+          <w:szCs w:val="16"/>
+        </w:rPr>
+        <w:t>Re-queuing</w:t>
+      </w:r>
+      <w:proofErr w:type="gramEnd"/>
+      <w:r>
+        <w:rPr>
+          <w:rFonts w:ascii="Consolas" w:eastAsia="Consolas" w:hAnsi="Consolas" w:cs="Consolas"/>
+          <w:sz w:val="16"/>
+          <w:szCs w:val="16"/>
+        </w:rPr>
+        <w:t xml:space="preserve"> request. Attempt 2 of 3. [2026-03-25 14:10:22] [</w:t>
+      </w:r>
+      <w:proofErr w:type="gramStart"/>
+      <w:r>
+        <w:rPr>
+          <w:rFonts w:ascii="Consolas" w:eastAsia="Consolas" w:hAnsi="Consolas" w:cs="Consolas"/>
+          <w:sz w:val="16"/>
+          <w:szCs w:val="16"/>
+        </w:rPr>
+        <w:t xml:space="preserve">OK]   </w:t>
+      </w:r>
+      <w:proofErr w:type="gramEnd"/>
+      <w:r>
+        <w:rPr>
+          <w:rFonts w:ascii="Consolas" w:eastAsia="Consolas" w:hAnsi="Consolas" w:cs="Consolas"/>
+          <w:sz w:val="16"/>
+          <w:szCs w:val="16"/>
+        </w:rPr>
+        <w:t xml:space="preserve"> Retry successful on attempt 2. (5014ms)</w:t>
       </w:r>
     </w:p>
     <w:p>
@@ -4189,7 +5762,21 @@
         <w:rPr>
           <w:color w:val="000000"/>
         </w:rPr>
-        <w:t>Get one source writing to one destination through BubbleFish.</w:t>
+        <w:t xml:space="preserve">Get one source writing to one destination through </w:t>
+      </w:r>
+      <w:proofErr w:type="spellStart"/>
+      <w:r>
+        <w:rPr>
+          <w:color w:val="000000"/>
+        </w:rPr>
+        <w:t>BubbleFish</w:t>
+      </w:r>
+      <w:proofErr w:type="spellEnd"/>
+      <w:r>
+        <w:rPr>
+          <w:color w:val="000000"/>
+        </w:rPr>
+        <w:t>.</w:t>
       </w:r>
     </w:p>
     <w:p>
@@ -4202,7 +5789,47 @@
         <w:spacing w:after="60"/>
       </w:pPr>
       <w:r>
-        <w:t>Initialize repo: npm init, install express, dotenv, zod, winston.</w:t>
+        <w:t xml:space="preserve">Initialize repo: </w:t>
+      </w:r>
+      <w:proofErr w:type="spellStart"/>
+      <w:r>
+        <w:t>npm</w:t>
+      </w:r>
+      <w:proofErr w:type="spellEnd"/>
+      <w:r>
+        <w:t xml:space="preserve"> </w:t>
+      </w:r>
+      <w:proofErr w:type="spellStart"/>
+      <w:r>
+        <w:t>init</w:t>
+      </w:r>
+      <w:proofErr w:type="spellEnd"/>
+      <w:r>
+        <w:t xml:space="preserve">, install express, </w:t>
+      </w:r>
+      <w:proofErr w:type="spellStart"/>
+      <w:r>
+        <w:t>dotenv</w:t>
+      </w:r>
+      <w:proofErr w:type="spellEnd"/>
+      <w:r>
+        <w:t xml:space="preserve">, </w:t>
+      </w:r>
+      <w:proofErr w:type="spellStart"/>
+      <w:r>
+        <w:t>zod</w:t>
+      </w:r>
+      <w:proofErr w:type="spellEnd"/>
+      <w:r>
+        <w:t xml:space="preserve">, </w:t>
+      </w:r>
+      <w:proofErr w:type="spellStart"/>
+      <w:r>
+        <w:t>winston</w:t>
+      </w:r>
+      <w:proofErr w:type="spellEnd"/>
+      <w:r>
+        <w:t>.</w:t>
       </w:r>
     </w:p>
     <w:p>
@@ -4215,7 +5842,35 @@
         <w:spacing w:after="60"/>
       </w:pPr>
       <w:r>
-        <w:t>Create /destinations/openbrain/ with connection.json and schema.json.</w:t>
+        <w:t>Create /destinations/</w:t>
+      </w:r>
+      <w:proofErr w:type="spellStart"/>
+      <w:r>
+        <w:t>openbrain</w:t>
+      </w:r>
+      <w:proofErr w:type="spellEnd"/>
+      <w:r>
+        <w:t xml:space="preserve">/ with </w:t>
+      </w:r>
+      <w:proofErr w:type="spellStart"/>
+      <w:proofErr w:type="gramStart"/>
+      <w:r>
+        <w:t>connection.json</w:t>
+      </w:r>
+      <w:proofErr w:type="spellEnd"/>
+      <w:proofErr w:type="gramEnd"/>
+      <w:r>
+        <w:t xml:space="preserve"> and </w:t>
+      </w:r>
+      <w:proofErr w:type="spellStart"/>
+      <w:proofErr w:type="gramStart"/>
+      <w:r>
+        <w:t>schema.json</w:t>
+      </w:r>
+      <w:proofErr w:type="spellEnd"/>
+      <w:proofErr w:type="gramEnd"/>
+      <w:r>
+        <w:t>.</w:t>
       </w:r>
     </w:p>
     <w:p>
@@ -4228,7 +5883,25 @@
         <w:spacing w:after="60"/>
       </w:pPr>
       <w:r>
-        <w:t>Create /sources/claude/ with mapping.json.</w:t>
+        <w:t>Create /sources/</w:t>
+      </w:r>
+      <w:proofErr w:type="spellStart"/>
+      <w:r>
+        <w:t>claude</w:t>
+      </w:r>
+      <w:proofErr w:type="spellEnd"/>
+      <w:r>
+        <w:t xml:space="preserve">/ with </w:t>
+      </w:r>
+      <w:proofErr w:type="spellStart"/>
+      <w:proofErr w:type="gramStart"/>
+      <w:r>
+        <w:t>mapping.json</w:t>
+      </w:r>
+      <w:proofErr w:type="spellEnd"/>
+      <w:proofErr w:type="gramEnd"/>
+      <w:r>
+        <w:t>.</w:t>
       </w:r>
     </w:p>
     <w:p>
@@ -4241,7 +5914,15 @@
         <w:spacing w:after="60"/>
       </w:pPr>
       <w:r>
-        <w:t>Build the schema validator (zod) that reads destination schema and validates source mappings.</w:t>
+        <w:t>Build the schema validator (</w:t>
+      </w:r>
+      <w:proofErr w:type="spellStart"/>
+      <w:r>
+        <w:t>zod</w:t>
+      </w:r>
+      <w:proofErr w:type="spellEnd"/>
+      <w:r>
+        <w:t>) that reads destination schema and validates source mappings.</w:t>
       </w:r>
     </w:p>
     <w:p>
@@ -4254,7 +5935,15 @@
         <w:spacing w:after="60"/>
       </w:pPr>
       <w:r>
-        <w:t>Build build.js: Read destination, read sources, validate, write .translated.js files.</w:t>
+        <w:t xml:space="preserve">Build build.js: Read destination, read sources, validate, </w:t>
+      </w:r>
+      <w:proofErr w:type="gramStart"/>
+      <w:r>
+        <w:t>write .</w:t>
+      </w:r>
+      <w:proofErr w:type="gramEnd"/>
+      <w:r>
+        <w:t>translated.js files.</w:t>
       </w:r>
     </w:p>
     <w:p>
@@ -4267,7 +5956,15 @@
         <w:spacing w:after="60"/>
       </w:pPr>
       <w:r>
-        <w:t>Build the simplest possible start.js: Express server, load compiled routes, POST endpoint, write to Supabase.</w:t>
+        <w:t xml:space="preserve">Build the simplest possible start.js: Express server, load compiled routes, POST endpoint, write to </w:t>
+      </w:r>
+      <w:proofErr w:type="spellStart"/>
+      <w:r>
+        <w:t>Supabase</w:t>
+      </w:r>
+      <w:proofErr w:type="spellEnd"/>
+      <w:r>
+        <w:t>.</w:t>
       </w:r>
     </w:p>
     <w:p>
@@ -4280,7 +5977,31 @@
         <w:spacing w:after="60"/>
       </w:pPr>
       <w:r>
-        <w:t>Test: Send a curl request to POST /api/inbound/claude and confirm it appears in your OB1 Supabase.</w:t>
+        <w:t>Test: Send a curl request to POST /</w:t>
+      </w:r>
+      <w:proofErr w:type="spellStart"/>
+      <w:r>
+        <w:t>api</w:t>
+      </w:r>
+      <w:proofErr w:type="spellEnd"/>
+      <w:r>
+        <w:t>/inbound/</w:t>
+      </w:r>
+      <w:proofErr w:type="spellStart"/>
+      <w:r>
+        <w:t>claude</w:t>
+      </w:r>
+      <w:proofErr w:type="spellEnd"/>
+      <w:r>
+        <w:t xml:space="preserve"> and confirm it appears in your OB1 </w:t>
+      </w:r>
+      <w:proofErr w:type="spellStart"/>
+      <w:r>
+        <w:t>Supabase</w:t>
+      </w:r>
+      <w:proofErr w:type="spellEnd"/>
+      <w:r>
+        <w:t>.</w:t>
       </w:r>
     </w:p>
     <w:p>
@@ -4352,7 +6073,15 @@
         <w:spacing w:after="60"/>
       </w:pPr>
       <w:r>
-        <w:t>Install and configure winston with dynamic per-source file transports.</w:t>
+        <w:t xml:space="preserve">Install and configure </w:t>
+      </w:r>
+      <w:proofErr w:type="spellStart"/>
+      <w:r>
+        <w:t>winston</w:t>
+      </w:r>
+      <w:proofErr w:type="spellEnd"/>
+      <w:r>
+        <w:t xml:space="preserve"> with dynamic per-source file transports.</w:t>
       </w:r>
     </w:p>
     <w:p>
@@ -4463,7 +6192,15 @@
         <w:spacing w:after="60"/>
       </w:pPr>
       <w:r>
-        <w:t>Build the persistent header: BubbleFish version, destination status (green/red), uptime.</w:t>
+        <w:t xml:space="preserve">Build the persistent header: </w:t>
+      </w:r>
+      <w:proofErr w:type="spellStart"/>
+      <w:r>
+        <w:t>BubbleFish</w:t>
+      </w:r>
+      <w:proofErr w:type="spellEnd"/>
+      <w:r>
+        <w:t xml:space="preserve"> version, destination status (green/red), uptime.</w:t>
       </w:r>
     </w:p>
     <w:p>
@@ -4575,7 +6312,17 @@
       </w:pPr>
       <w:r>
         <w:lastRenderedPageBreak/>
-        <w:t>Create mapping.json for Perplexity Comet, ChatGPT, and Ollama (local).</w:t>
+        <w:t xml:space="preserve">Create </w:t>
+      </w:r>
+      <w:proofErr w:type="spellStart"/>
+      <w:proofErr w:type="gramStart"/>
+      <w:r>
+        <w:t>mapping.json</w:t>
+      </w:r>
+      <w:proofErr w:type="spellEnd"/>
+      <w:proofErr w:type="gramEnd"/>
+      <w:r>
+        <w:t xml:space="preserve"> for Perplexity Comet, ChatGPT, and Ollama (local).</w:t>
       </w:r>
     </w:p>
     <w:p>
@@ -4588,7 +6335,27 @@
         <w:spacing w:after="60"/>
       </w:pPr>
       <w:r>
-        <w:t>Create /templates/ folder with generic source-template.json and destination-template.json.</w:t>
+        <w:t>Create /templates/ folder with generic source-</w:t>
+      </w:r>
+      <w:proofErr w:type="spellStart"/>
+      <w:proofErr w:type="gramStart"/>
+      <w:r>
+        <w:t>template.json</w:t>
+      </w:r>
+      <w:proofErr w:type="spellEnd"/>
+      <w:proofErr w:type="gramEnd"/>
+      <w:r>
+        <w:t xml:space="preserve"> and destination-</w:t>
+      </w:r>
+      <w:proofErr w:type="spellStart"/>
+      <w:proofErr w:type="gramStart"/>
+      <w:r>
+        <w:t>template.json</w:t>
+      </w:r>
+      <w:proofErr w:type="spellEnd"/>
+      <w:proofErr w:type="gramEnd"/>
+      <w:r>
+        <w:t>.</w:t>
       </w:r>
     </w:p>
     <w:p>
@@ -4614,7 +6381,15 @@
         <w:spacing w:after="60"/>
       </w:pPr>
       <w:r>
-        <w:t>Test: All 4 sources sending data simultaneously through BubbleFish to OB1.</w:t>
+        <w:t xml:space="preserve">Test: All 4 sources sending data simultaneously through </w:t>
+      </w:r>
+      <w:proofErr w:type="spellStart"/>
+      <w:r>
+        <w:t>BubbleFish</w:t>
+      </w:r>
+      <w:proofErr w:type="spellEnd"/>
+      <w:r>
+        <w:t xml:space="preserve"> to OB1.</w:t>
       </w:r>
     </w:p>
     <w:p>
@@ -4660,7 +6435,21 @@
         <w:rPr>
           <w:color w:val="000000"/>
         </w:rPr>
-        <w:t>Support API Key, OAuth, and None auth. Make destinations pluggable.</w:t>
+        <w:t xml:space="preserve">Support API Key, OAuth, and </w:t>
+      </w:r>
+      <w:proofErr w:type="gramStart"/>
+      <w:r>
+        <w:rPr>
+          <w:color w:val="000000"/>
+        </w:rPr>
+        <w:t>None</w:t>
+      </w:r>
+      <w:proofErr w:type="gramEnd"/>
+      <w:r>
+        <w:rPr>
+          <w:color w:val="000000"/>
+        </w:rPr>
+        <w:t xml:space="preserve"> auth. Make destinations pluggable.</w:t>
       </w:r>
     </w:p>
     <w:p>
@@ -4673,7 +6462,35 @@
         <w:spacing w:after="60"/>
       </w:pPr>
       <w:r>
-        <w:t>Build the auth middleware factory: reads auth.type from mapping.json, applies correct validation.</w:t>
+        <w:t xml:space="preserve">Build the auth middleware </w:t>
+      </w:r>
+      <w:proofErr w:type="gramStart"/>
+      <w:r>
+        <w:t>factory:</w:t>
+      </w:r>
+      <w:proofErr w:type="gramEnd"/>
+      <w:r>
+        <w:t xml:space="preserve"> reads </w:t>
+      </w:r>
+      <w:proofErr w:type="spellStart"/>
+      <w:proofErr w:type="gramStart"/>
+      <w:r>
+        <w:t>auth.type</w:t>
+      </w:r>
+      <w:proofErr w:type="spellEnd"/>
+      <w:proofErr w:type="gramEnd"/>
+      <w:r>
+        <w:t xml:space="preserve"> from </w:t>
+      </w:r>
+      <w:proofErr w:type="spellStart"/>
+      <w:proofErr w:type="gramStart"/>
+      <w:r>
+        <w:t>mapping.json</w:t>
+      </w:r>
+      <w:proofErr w:type="spellEnd"/>
+      <w:proofErr w:type="gramEnd"/>
+      <w:r>
+        <w:t>, applies correct validation.</w:t>
       </w:r>
     </w:p>
     <w:p>
@@ -4771,7 +6588,15 @@
         <w:spacing w:after="60"/>
       </w:pPr>
       <w:r>
-        <w:t>Agentic chaining: Perplexity researches, auto-forwards to Claude for synthesis, then writes to DB.</w:t>
+        <w:t xml:space="preserve">Agentic chaining: Perplexity </w:t>
+      </w:r>
+      <w:proofErr w:type="gramStart"/>
+      <w:r>
+        <w:t>researches</w:t>
+      </w:r>
+      <w:proofErr w:type="gramEnd"/>
+      <w:r>
+        <w:t>, auto-forwards to Claude for synthesis, then writes to DB.</w:t>
       </w:r>
     </w:p>
     <w:p>
@@ -4797,7 +6622,15 @@
         <w:spacing w:after="60"/>
       </w:pPr>
       <w:r>
-        <w:t>Edge device endpoints: Lightweight ingestion routes for low-power hardware (Cardputer, Pi, etc.).</w:t>
+        <w:t>Edge device endpoints: Lightweight ingestion routes for low-power hardware (</w:t>
+      </w:r>
+      <w:proofErr w:type="spellStart"/>
+      <w:r>
+        <w:t>Cardputer</w:t>
+      </w:r>
+      <w:proofErr w:type="spellEnd"/>
+      <w:r>
+        <w:t>, Pi, etc.).</w:t>
       </w:r>
     </w:p>
     <w:p>
@@ -4809,8 +6642,45 @@
         </w:numPr>
         <w:spacing w:after="60"/>
       </w:pPr>
-      <w:r>
-        <w:t>npm package: Publish to npm so anyone can npx bubblefish init to scaffold a new project.</w:t>
+      <w:proofErr w:type="spellStart"/>
+      <w:r>
+        <w:t>npm</w:t>
+      </w:r>
+      <w:proofErr w:type="spellEnd"/>
+      <w:r>
+        <w:t xml:space="preserve"> package: Publish to </w:t>
+      </w:r>
+      <w:proofErr w:type="spellStart"/>
+      <w:r>
+        <w:t>npm</w:t>
+      </w:r>
+      <w:proofErr w:type="spellEnd"/>
+      <w:r>
+        <w:t xml:space="preserve"> so anyone can </w:t>
+      </w:r>
+      <w:proofErr w:type="spellStart"/>
+      <w:r>
+        <w:t>npx</w:t>
+      </w:r>
+      <w:proofErr w:type="spellEnd"/>
+      <w:r>
+        <w:t xml:space="preserve"> </w:t>
+      </w:r>
+      <w:proofErr w:type="spellStart"/>
+      <w:r>
+        <w:t>bubblefish</w:t>
+      </w:r>
+      <w:proofErr w:type="spellEnd"/>
+      <w:r>
+        <w:t xml:space="preserve"> </w:t>
+      </w:r>
+      <w:proofErr w:type="spellStart"/>
+      <w:r>
+        <w:t>init</w:t>
+      </w:r>
+      <w:proofErr w:type="spellEnd"/>
+      <w:r>
+        <w:t xml:space="preserve"> to scaffold a new project.</w:t>
       </w:r>
     </w:p>
     <w:p>
@@ -4850,8 +6720,13 @@
       <w:pPr>
         <w:spacing w:after="120"/>
       </w:pPr>
-      <w:r>
-        <w:t>BubbleFish is not just a side project. It directly demonstrates the exact skills an AI Enablement leader needs:</w:t>
+      <w:proofErr w:type="spellStart"/>
+      <w:r>
+        <w:t>BubbleFish</w:t>
+      </w:r>
+      <w:proofErr w:type="spellEnd"/>
+      <w:r>
+        <w:t xml:space="preserve"> is not just a side project. It directly demonstrates the exact skills an AI Enablement leader needs:</w:t>
       </w:r>
     </w:p>
     <w:p>
@@ -4943,12 +6818,21 @@
         </w:numPr>
         <w:spacing w:after="60"/>
       </w:pPr>
+      <w:proofErr w:type="gramStart"/>
       <w:r>
         <w:rPr>
           <w:b/>
           <w:bCs/>
         </w:rPr>
-        <w:t xml:space="preserve">Open Source Leadership: </w:t>
+        <w:t>Open Source</w:t>
+      </w:r>
+      <w:proofErr w:type="gramEnd"/>
+      <w:r>
+        <w:rPr>
+          <w:b/>
+          <w:bCs/>
+        </w:rPr>
+        <w:t xml:space="preserve"> Leadership: </w:t>
       </w:r>
       <w:r>
         <w:t>Publishable to GitHub with clear README, templates, and contribution guidelines.</w:t>
@@ -4993,12 +6877,6 @@
         <w:gridCol w:w="4000"/>
       </w:tblGrid>
       <w:tr>
-        <w:tblPrEx>
-          <w:tblCellMar>
-            <w:top w:w="0" w:type="dxa"/>
-            <w:bottom w:w="0" w:type="dxa"/>
-          </w:tblCellMar>
-        </w:tblPrEx>
         <w:tc>
           <w:tcPr>
             <w:tcW w:w="600" w:type="dxa"/>
@@ -5091,12 +6969,6 @@
         </w:tc>
       </w:tr>
       <w:tr>
-        <w:tblPrEx>
-          <w:tblCellMar>
-            <w:top w:w="0" w:type="dxa"/>
-            <w:bottom w:w="0" w:type="dxa"/>
-          </w:tblCellMar>
-        </w:tblPrEx>
         <w:tc>
           <w:tcPr>
             <w:tcW w:w="600" w:type="dxa"/>
@@ -5147,7 +7019,23 @@
                 <w:sz w:val="20"/>
                 <w:szCs w:val="20"/>
               </w:rPr>
-              <w:t>Save this document as your living build plan.</w:t>
+              <w:t xml:space="preserve">Save this document as your living </w:t>
+            </w:r>
+            <w:proofErr w:type="gramStart"/>
+            <w:r>
+              <w:rPr>
+                <w:sz w:val="20"/>
+                <w:szCs w:val="20"/>
+              </w:rPr>
+              <w:t>build</w:t>
+            </w:r>
+            <w:proofErr w:type="gramEnd"/>
+            <w:r>
+              <w:rPr>
+                <w:sz w:val="20"/>
+                <w:szCs w:val="20"/>
+              </w:rPr>
+              <w:t xml:space="preserve"> plan.</w:t>
             </w:r>
           </w:p>
         </w:tc>
@@ -5169,23 +7057,26 @@
             </w:tcMar>
           </w:tcPr>
           <w:p>
-            <w:r>
-              <w:rPr>
-                <w:sz w:val="20"/>
-                <w:szCs w:val="20"/>
-              </w:rPr>
-              <w:t>[ ] Not Started</w:t>
+            <w:proofErr w:type="gramStart"/>
+            <w:r>
+              <w:rPr>
+                <w:sz w:val="20"/>
+                <w:szCs w:val="20"/>
+              </w:rPr>
+              <w:t>[ ]</w:t>
+            </w:r>
+            <w:proofErr w:type="gramEnd"/>
+            <w:r>
+              <w:rPr>
+                <w:sz w:val="20"/>
+                <w:szCs w:val="20"/>
+              </w:rPr>
+              <w:t xml:space="preserve"> Not Started</w:t>
             </w:r>
           </w:p>
         </w:tc>
       </w:tr>
       <w:tr>
-        <w:tblPrEx>
-          <w:tblCellMar>
-            <w:top w:w="0" w:type="dxa"/>
-            <w:bottom w:w="0" w:type="dxa"/>
-          </w:tblCellMar>
-        </w:tblPrEx>
         <w:tc>
           <w:tcPr>
             <w:tcW w:w="600" w:type="dxa"/>
@@ -5236,8 +7127,33 @@
                 <w:sz w:val="20"/>
                 <w:szCs w:val="20"/>
               </w:rPr>
-              <w:t>Create GitHub repo: shawnsammartano-hub/bubblefish</w:t>
-            </w:r>
+              <w:t xml:space="preserve">Create GitHub repo: </w:t>
+            </w:r>
+            <w:proofErr w:type="spellStart"/>
+            <w:r>
+              <w:rPr>
+                <w:sz w:val="20"/>
+                <w:szCs w:val="20"/>
+              </w:rPr>
+              <w:t>shawnsammartano</w:t>
+            </w:r>
+            <w:proofErr w:type="spellEnd"/>
+            <w:r>
+              <w:rPr>
+                <w:sz w:val="20"/>
+                <w:szCs w:val="20"/>
+              </w:rPr>
+              <w:t>-hub/</w:t>
+            </w:r>
+            <w:proofErr w:type="spellStart"/>
+            <w:r>
+              <w:rPr>
+                <w:sz w:val="20"/>
+                <w:szCs w:val="20"/>
+              </w:rPr>
+              <w:t>bubblefish</w:t>
+            </w:r>
+            <w:proofErr w:type="spellEnd"/>
           </w:p>
         </w:tc>
         <w:tc>
@@ -5258,23 +7174,26 @@
             </w:tcMar>
           </w:tcPr>
           <w:p>
-            <w:r>
-              <w:rPr>
-                <w:sz w:val="20"/>
-                <w:szCs w:val="20"/>
-              </w:rPr>
-              <w:t>[ ] Not Started</w:t>
+            <w:proofErr w:type="gramStart"/>
+            <w:r>
+              <w:rPr>
+                <w:sz w:val="20"/>
+                <w:szCs w:val="20"/>
+              </w:rPr>
+              <w:t>[ ]</w:t>
+            </w:r>
+            <w:proofErr w:type="gramEnd"/>
+            <w:r>
+              <w:rPr>
+                <w:sz w:val="20"/>
+                <w:szCs w:val="20"/>
+              </w:rPr>
+              <w:t xml:space="preserve"> Not Started</w:t>
             </w:r>
           </w:p>
         </w:tc>
       </w:tr>
       <w:tr>
-        <w:tblPrEx>
-          <w:tblCellMar>
-            <w:top w:w="0" w:type="dxa"/>
-            <w:bottom w:w="0" w:type="dxa"/>
-          </w:tblCellMar>
-        </w:tblPrEx>
         <w:tc>
           <w:tcPr>
             <w:tcW w:w="600" w:type="dxa"/>
@@ -5320,12 +7239,37 @@
             </w:tcMar>
           </w:tcPr>
           <w:p>
-            <w:r>
-              <w:rPr>
-                <w:sz w:val="20"/>
-                <w:szCs w:val="20"/>
-              </w:rPr>
-              <w:t>npm init + install Phase 1 dependencies.</w:t>
+            <w:proofErr w:type="spellStart"/>
+            <w:r>
+              <w:rPr>
+                <w:sz w:val="20"/>
+                <w:szCs w:val="20"/>
+              </w:rPr>
+              <w:t>npm</w:t>
+            </w:r>
+            <w:proofErr w:type="spellEnd"/>
+            <w:r>
+              <w:rPr>
+                <w:sz w:val="20"/>
+                <w:szCs w:val="20"/>
+              </w:rPr>
+              <w:t xml:space="preserve"> </w:t>
+            </w:r>
+            <w:proofErr w:type="spellStart"/>
+            <w:r>
+              <w:rPr>
+                <w:sz w:val="20"/>
+                <w:szCs w:val="20"/>
+              </w:rPr>
+              <w:t>init</w:t>
+            </w:r>
+            <w:proofErr w:type="spellEnd"/>
+            <w:r>
+              <w:rPr>
+                <w:sz w:val="20"/>
+                <w:szCs w:val="20"/>
+              </w:rPr>
+              <w:t xml:space="preserve"> + install Phase 1 dependencies.</w:t>
             </w:r>
           </w:p>
         </w:tc>
@@ -5347,23 +7291,26 @@
             </w:tcMar>
           </w:tcPr>
           <w:p>
-            <w:r>
-              <w:rPr>
-                <w:sz w:val="20"/>
-                <w:szCs w:val="20"/>
-              </w:rPr>
-              <w:t>[ ] Not Started</w:t>
+            <w:proofErr w:type="gramStart"/>
+            <w:r>
+              <w:rPr>
+                <w:sz w:val="20"/>
+                <w:szCs w:val="20"/>
+              </w:rPr>
+              <w:t>[ ]</w:t>
+            </w:r>
+            <w:proofErr w:type="gramEnd"/>
+            <w:r>
+              <w:rPr>
+                <w:sz w:val="20"/>
+                <w:szCs w:val="20"/>
+              </w:rPr>
+              <w:t xml:space="preserve"> Not Started</w:t>
             </w:r>
           </w:p>
         </w:tc>
       </w:tr>
       <w:tr>
-        <w:tblPrEx>
-          <w:tblCellMar>
-            <w:top w:w="0" w:type="dxa"/>
-            <w:bottom w:w="0" w:type="dxa"/>
-          </w:tblCellMar>
-        </w:tblPrEx>
         <w:tc>
           <w:tcPr>
             <w:tcW w:w="600" w:type="dxa"/>
@@ -5414,7 +7361,59 @@
                 <w:sz w:val="20"/>
                 <w:szCs w:val="20"/>
               </w:rPr>
-              <w:t>Create /destinations/openbrain/ with connection.json + schema.json.</w:t>
+              <w:t>Create /destinations/</w:t>
+            </w:r>
+            <w:proofErr w:type="spellStart"/>
+            <w:r>
+              <w:rPr>
+                <w:sz w:val="20"/>
+                <w:szCs w:val="20"/>
+              </w:rPr>
+              <w:t>openbrain</w:t>
+            </w:r>
+            <w:proofErr w:type="spellEnd"/>
+            <w:r>
+              <w:rPr>
+                <w:sz w:val="20"/>
+                <w:szCs w:val="20"/>
+              </w:rPr>
+              <w:t xml:space="preserve">/ with </w:t>
+            </w:r>
+            <w:proofErr w:type="spellStart"/>
+            <w:proofErr w:type="gramStart"/>
+            <w:r>
+              <w:rPr>
+                <w:sz w:val="20"/>
+                <w:szCs w:val="20"/>
+              </w:rPr>
+              <w:t>connection.json</w:t>
+            </w:r>
+            <w:proofErr w:type="spellEnd"/>
+            <w:proofErr w:type="gramEnd"/>
+            <w:r>
+              <w:rPr>
+                <w:sz w:val="20"/>
+                <w:szCs w:val="20"/>
+              </w:rPr>
+              <w:t xml:space="preserve"> + </w:t>
+            </w:r>
+            <w:proofErr w:type="spellStart"/>
+            <w:proofErr w:type="gramStart"/>
+            <w:r>
+              <w:rPr>
+                <w:sz w:val="20"/>
+                <w:szCs w:val="20"/>
+              </w:rPr>
+              <w:t>schema.json</w:t>
+            </w:r>
+            <w:proofErr w:type="spellEnd"/>
+            <w:proofErr w:type="gramEnd"/>
+            <w:r>
+              <w:rPr>
+                <w:sz w:val="20"/>
+                <w:szCs w:val="20"/>
+              </w:rPr>
+              <w:t>.</w:t>
             </w:r>
           </w:p>
         </w:tc>
@@ -5436,23 +7435,26 @@
             </w:tcMar>
           </w:tcPr>
           <w:p>
-            <w:r>
-              <w:rPr>
-                <w:sz w:val="20"/>
-                <w:szCs w:val="20"/>
-              </w:rPr>
-              <w:t>[ ] Not Started</w:t>
+            <w:proofErr w:type="gramStart"/>
+            <w:r>
+              <w:rPr>
+                <w:sz w:val="20"/>
+                <w:szCs w:val="20"/>
+              </w:rPr>
+              <w:t>[ ]</w:t>
+            </w:r>
+            <w:proofErr w:type="gramEnd"/>
+            <w:r>
+              <w:rPr>
+                <w:sz w:val="20"/>
+                <w:szCs w:val="20"/>
+              </w:rPr>
+              <w:t xml:space="preserve"> Not Started</w:t>
             </w:r>
           </w:p>
         </w:tc>
       </w:tr>
       <w:tr>
-        <w:tblPrEx>
-          <w:tblCellMar>
-            <w:top w:w="0" w:type="dxa"/>
-            <w:bottom w:w="0" w:type="dxa"/>
-          </w:tblCellMar>
-        </w:tblPrEx>
         <w:tc>
           <w:tcPr>
             <w:tcW w:w="600" w:type="dxa"/>
@@ -5503,7 +7505,41 @@
                 <w:sz w:val="20"/>
                 <w:szCs w:val="20"/>
               </w:rPr>
-              <w:t>Create /sources/claude/ with mapping.json.</w:t>
+              <w:t>Create /sources/</w:t>
+            </w:r>
+            <w:proofErr w:type="spellStart"/>
+            <w:r>
+              <w:rPr>
+                <w:sz w:val="20"/>
+                <w:szCs w:val="20"/>
+              </w:rPr>
+              <w:t>claude</w:t>
+            </w:r>
+            <w:proofErr w:type="spellEnd"/>
+            <w:r>
+              <w:rPr>
+                <w:sz w:val="20"/>
+                <w:szCs w:val="20"/>
+              </w:rPr>
+              <w:t xml:space="preserve">/ with </w:t>
+            </w:r>
+            <w:proofErr w:type="spellStart"/>
+            <w:proofErr w:type="gramStart"/>
+            <w:r>
+              <w:rPr>
+                <w:sz w:val="20"/>
+                <w:szCs w:val="20"/>
+              </w:rPr>
+              <w:t>mapping.json</w:t>
+            </w:r>
+            <w:proofErr w:type="spellEnd"/>
+            <w:proofErr w:type="gramEnd"/>
+            <w:r>
+              <w:rPr>
+                <w:sz w:val="20"/>
+                <w:szCs w:val="20"/>
+              </w:rPr>
+              <w:t>.</w:t>
             </w:r>
           </w:p>
         </w:tc>
@@ -5525,23 +7561,26 @@
             </w:tcMar>
           </w:tcPr>
           <w:p>
-            <w:r>
-              <w:rPr>
-                <w:sz w:val="20"/>
-                <w:szCs w:val="20"/>
-              </w:rPr>
-              <w:t>[ ] Not Started</w:t>
+            <w:proofErr w:type="gramStart"/>
+            <w:r>
+              <w:rPr>
+                <w:sz w:val="20"/>
+                <w:szCs w:val="20"/>
+              </w:rPr>
+              <w:t>[ ]</w:t>
+            </w:r>
+            <w:proofErr w:type="gramEnd"/>
+            <w:r>
+              <w:rPr>
+                <w:sz w:val="20"/>
+                <w:szCs w:val="20"/>
+              </w:rPr>
+              <w:t xml:space="preserve"> Not Started</w:t>
             </w:r>
           </w:p>
         </w:tc>
       </w:tr>
       <w:tr>
-        <w:tblPrEx>
-          <w:tblCellMar>
-            <w:top w:w="0" w:type="dxa"/>
-            <w:bottom w:w="0" w:type="dxa"/>
-          </w:tblCellMar>
-        </w:tblPrEx>
         <w:tc>
           <w:tcPr>
             <w:tcW w:w="600" w:type="dxa"/>
@@ -5592,7 +7631,23 @@
                 <w:sz w:val="20"/>
                 <w:szCs w:val="20"/>
               </w:rPr>
-              <w:t>Build the schema validator using zod.</w:t>
+              <w:t xml:space="preserve">Build the schema validator using </w:t>
+            </w:r>
+            <w:proofErr w:type="spellStart"/>
+            <w:r>
+              <w:rPr>
+                <w:sz w:val="20"/>
+                <w:szCs w:val="20"/>
+              </w:rPr>
+              <w:t>zod</w:t>
+            </w:r>
+            <w:proofErr w:type="spellEnd"/>
+            <w:r>
+              <w:rPr>
+                <w:sz w:val="20"/>
+                <w:szCs w:val="20"/>
+              </w:rPr>
+              <w:t>.</w:t>
             </w:r>
           </w:p>
         </w:tc>
@@ -5614,23 +7669,26 @@
             </w:tcMar>
           </w:tcPr>
           <w:p>
-            <w:r>
-              <w:rPr>
-                <w:sz w:val="20"/>
-                <w:szCs w:val="20"/>
-              </w:rPr>
-              <w:t>[ ] Not Started</w:t>
+            <w:proofErr w:type="gramStart"/>
+            <w:r>
+              <w:rPr>
+                <w:sz w:val="20"/>
+                <w:szCs w:val="20"/>
+              </w:rPr>
+              <w:t>[ ]</w:t>
+            </w:r>
+            <w:proofErr w:type="gramEnd"/>
+            <w:r>
+              <w:rPr>
+                <w:sz w:val="20"/>
+                <w:szCs w:val="20"/>
+              </w:rPr>
+              <w:t xml:space="preserve"> Not Started</w:t>
             </w:r>
           </w:p>
         </w:tc>
       </w:tr>
       <w:tr>
-        <w:tblPrEx>
-          <w:tblCellMar>
-            <w:top w:w="0" w:type="dxa"/>
-            <w:bottom w:w="0" w:type="dxa"/>
-          </w:tblCellMar>
-        </w:tblPrEx>
         <w:tc>
           <w:tcPr>
             <w:tcW w:w="600" w:type="dxa"/>
@@ -5703,23 +7761,26 @@
             </w:tcMar>
           </w:tcPr>
           <w:p>
-            <w:r>
-              <w:rPr>
-                <w:sz w:val="20"/>
-                <w:szCs w:val="20"/>
-              </w:rPr>
-              <w:t>[ ] Not Started</w:t>
+            <w:proofErr w:type="gramStart"/>
+            <w:r>
+              <w:rPr>
+                <w:sz w:val="20"/>
+                <w:szCs w:val="20"/>
+              </w:rPr>
+              <w:t>[ ]</w:t>
+            </w:r>
+            <w:proofErr w:type="gramEnd"/>
+            <w:r>
+              <w:rPr>
+                <w:sz w:val="20"/>
+                <w:szCs w:val="20"/>
+              </w:rPr>
+              <w:t xml:space="preserve"> Not Started</w:t>
             </w:r>
           </w:p>
         </w:tc>
       </w:tr>
       <w:tr>
-        <w:tblPrEx>
-          <w:tblCellMar>
-            <w:top w:w="0" w:type="dxa"/>
-            <w:bottom w:w="0" w:type="dxa"/>
-          </w:tblCellMar>
-        </w:tblPrEx>
         <w:tc>
           <w:tcPr>
             <w:tcW w:w="600" w:type="dxa"/>
@@ -5792,23 +7853,26 @@
             </w:tcMar>
           </w:tcPr>
           <w:p>
-            <w:r>
-              <w:rPr>
-                <w:sz w:val="20"/>
-                <w:szCs w:val="20"/>
-              </w:rPr>
-              <w:t>[ ] Not Started</w:t>
+            <w:proofErr w:type="gramStart"/>
+            <w:r>
+              <w:rPr>
+                <w:sz w:val="20"/>
+                <w:szCs w:val="20"/>
+              </w:rPr>
+              <w:t>[ ]</w:t>
+            </w:r>
+            <w:proofErr w:type="gramEnd"/>
+            <w:r>
+              <w:rPr>
+                <w:sz w:val="20"/>
+                <w:szCs w:val="20"/>
+              </w:rPr>
+              <w:t xml:space="preserve"> Not Started</w:t>
             </w:r>
           </w:p>
         </w:tc>
       </w:tr>
       <w:tr>
-        <w:tblPrEx>
-          <w:tblCellMar>
-            <w:top w:w="0" w:type="dxa"/>
-            <w:bottom w:w="0" w:type="dxa"/>
-          </w:tblCellMar>
-        </w:tblPrEx>
         <w:tc>
           <w:tcPr>
             <w:tcW w:w="600" w:type="dxa"/>
@@ -5859,7 +7923,39 @@
                 <w:sz w:val="20"/>
                 <w:szCs w:val="20"/>
               </w:rPr>
-              <w:t>Test: curl to BubbleFish, confirm row in OB1 Supabase.</w:t>
+              <w:t xml:space="preserve">Test: curl to </w:t>
+            </w:r>
+            <w:proofErr w:type="spellStart"/>
+            <w:r>
+              <w:rPr>
+                <w:sz w:val="20"/>
+                <w:szCs w:val="20"/>
+              </w:rPr>
+              <w:t>BubbleFish</w:t>
+            </w:r>
+            <w:proofErr w:type="spellEnd"/>
+            <w:r>
+              <w:rPr>
+                <w:sz w:val="20"/>
+                <w:szCs w:val="20"/>
+              </w:rPr>
+              <w:t xml:space="preserve">, confirm row in OB1 </w:t>
+            </w:r>
+            <w:proofErr w:type="spellStart"/>
+            <w:r>
+              <w:rPr>
+                <w:sz w:val="20"/>
+                <w:szCs w:val="20"/>
+              </w:rPr>
+              <w:t>Supabase</w:t>
+            </w:r>
+            <w:proofErr w:type="spellEnd"/>
+            <w:r>
+              <w:rPr>
+                <w:sz w:val="20"/>
+                <w:szCs w:val="20"/>
+              </w:rPr>
+              <w:t>.</w:t>
             </w:r>
           </w:p>
         </w:tc>
@@ -5881,23 +7977,26 @@
             </w:tcMar>
           </w:tcPr>
           <w:p>
-            <w:r>
-              <w:rPr>
-                <w:sz w:val="20"/>
-                <w:szCs w:val="20"/>
-              </w:rPr>
-              <w:t>[ ] Not Started</w:t>
+            <w:proofErr w:type="gramStart"/>
+            <w:r>
+              <w:rPr>
+                <w:sz w:val="20"/>
+                <w:szCs w:val="20"/>
+              </w:rPr>
+              <w:t>[ ]</w:t>
+            </w:r>
+            <w:proofErr w:type="gramEnd"/>
+            <w:r>
+              <w:rPr>
+                <w:sz w:val="20"/>
+                <w:szCs w:val="20"/>
+              </w:rPr>
+              <w:t xml:space="preserve"> Not Started</w:t>
             </w:r>
           </w:p>
         </w:tc>
       </w:tr>
       <w:tr>
-        <w:tblPrEx>
-          <w:tblCellMar>
-            <w:top w:w="0" w:type="dxa"/>
-            <w:bottom w:w="0" w:type="dxa"/>
-          </w:tblCellMar>
-        </w:tblPrEx>
         <w:tc>
           <w:tcPr>
             <w:tcW w:w="600" w:type="dxa"/>
@@ -5970,12 +8069,21 @@
             </w:tcMar>
           </w:tcPr>
           <w:p>
-            <w:r>
-              <w:rPr>
-                <w:sz w:val="20"/>
-                <w:szCs w:val="20"/>
-              </w:rPr>
-              <w:t>[ ] Not Started</w:t>
+            <w:proofErr w:type="gramStart"/>
+            <w:r>
+              <w:rPr>
+                <w:sz w:val="20"/>
+                <w:szCs w:val="20"/>
+              </w:rPr>
+              <w:t>[ ]</w:t>
+            </w:r>
+            <w:proofErr w:type="gramEnd"/>
+            <w:r>
+              <w:rPr>
+                <w:sz w:val="20"/>
+                <w:szCs w:val="20"/>
+              </w:rPr>
+              <w:t xml:space="preserve"> Not Started</w:t>
             </w:r>
           </w:p>
         </w:tc>
@@ -6002,7 +8110,51 @@
           <w:sz w:val="18"/>
           <w:szCs w:val="18"/>
         </w:rPr>
-        <w:t>END OF DOCUMENT  |  BUBBLEFISH v1.0 BUILD PLAN  |  KEEP BUILDING.</w:t>
+        <w:t xml:space="preserve">END OF </w:t>
+      </w:r>
+      <w:proofErr w:type="gramStart"/>
+      <w:r>
+        <w:rPr>
+          <w:b/>
+          <w:bCs/>
+          <w:color w:val="1A1A2E"/>
+          <w:sz w:val="18"/>
+          <w:szCs w:val="18"/>
+        </w:rPr>
+        <w:t>DOCUMENT  |</w:t>
+      </w:r>
+      <w:proofErr w:type="gramEnd"/>
+      <w:r>
+        <w:rPr>
+          <w:b/>
+          <w:bCs/>
+          <w:color w:val="1A1A2E"/>
+          <w:sz w:val="18"/>
+          <w:szCs w:val="18"/>
+        </w:rPr>
+        <w:t xml:space="preserve">  BUBBLEFISH v1.0 BUILD </w:t>
+      </w:r>
+      <w:proofErr w:type="gramStart"/>
+      <w:r>
+        <w:rPr>
+          <w:b/>
+          <w:bCs/>
+          <w:color w:val="1A1A2E"/>
+          <w:sz w:val="18"/>
+          <w:szCs w:val="18"/>
+        </w:rPr>
+        <w:t>PLAN  |</w:t>
+      </w:r>
+      <w:proofErr w:type="gramEnd"/>
+      <w:r>
+        <w:rPr>
+          <w:b/>
+          <w:bCs/>
+          <w:color w:val="1A1A2E"/>
+          <w:sz w:val="18"/>
+          <w:szCs w:val="18"/>
+        </w:rPr>
+        <w:t xml:space="preserve">  KEEP BUILDING.</w:t>
       </w:r>
     </w:p>
     <w:sectPr>
@@ -6045,13 +8197,59 @@
       </w:pBdr>
       <w:jc w:val="center"/>
     </w:pPr>
+    <w:proofErr w:type="gramStart"/>
     <w:r>
       <w:rPr>
         <w:color w:val="999999"/>
         <w:sz w:val="16"/>
         <w:szCs w:val="16"/>
       </w:rPr>
-      <w:t>CONFIDENTIAL  |  Shawn Sammartano  |  BubbleFish Project</w:t>
+      <w:t>CONFIDENTIAL  |</w:t>
+    </w:r>
+    <w:proofErr w:type="gramEnd"/>
+    <w:r>
+      <w:rPr>
+        <w:color w:val="999999"/>
+        <w:sz w:val="16"/>
+        <w:szCs w:val="16"/>
+      </w:rPr>
+      <w:t xml:space="preserve">  Shawn </w:t>
+    </w:r>
+    <w:proofErr w:type="gramStart"/>
+    <w:r>
+      <w:rPr>
+        <w:color w:val="999999"/>
+        <w:sz w:val="16"/>
+        <w:szCs w:val="16"/>
+      </w:rPr>
+      <w:t>Sammartano  |</w:t>
+    </w:r>
+    <w:proofErr w:type="gramEnd"/>
+    <w:r>
+      <w:rPr>
+        <w:color w:val="999999"/>
+        <w:sz w:val="16"/>
+        <w:szCs w:val="16"/>
+      </w:rPr>
+      <w:t xml:space="preserve">  </w:t>
+    </w:r>
+    <w:proofErr w:type="spellStart"/>
+    <w:r>
+      <w:rPr>
+        <w:color w:val="999999"/>
+        <w:sz w:val="16"/>
+        <w:szCs w:val="16"/>
+      </w:rPr>
+      <w:t>BubbleFish</w:t>
+    </w:r>
+    <w:proofErr w:type="spellEnd"/>
+    <w:r>
+      <w:rPr>
+        <w:color w:val="999999"/>
+        <w:sz w:val="16"/>
+        <w:szCs w:val="16"/>
+      </w:rPr>
+      <w:t xml:space="preserve"> Project</w:t>
     </w:r>
   </w:p>
 </w:ftr>
@@ -6084,6 +8282,7 @@
         <w:bottom w:val="single" w:sz="6" w:space="1" w:color="1A1A2E"/>
       </w:pBdr>
     </w:pPr>
+    <w:proofErr w:type="gramStart"/>
     <w:r>
       <w:rPr>
         <w:b/>
@@ -6100,7 +8299,85 @@
         <w:sz w:val="16"/>
         <w:szCs w:val="16"/>
       </w:rPr>
-      <w:t xml:space="preserve">  |  Master Build Plan  |  v1.0  |  March 2026</w:t>
+      <w:t xml:space="preserve">  |</w:t>
+    </w:r>
+    <w:proofErr w:type="gramEnd"/>
+    <w:r>
+      <w:rPr>
+        <w:color w:val="666666"/>
+        <w:sz w:val="16"/>
+        <w:szCs w:val="16"/>
+      </w:rPr>
+      <w:t xml:space="preserve">  Master Build </w:t>
+    </w:r>
+    <w:proofErr w:type="gramStart"/>
+    <w:r>
+      <w:rPr>
+        <w:color w:val="666666"/>
+        <w:sz w:val="16"/>
+        <w:szCs w:val="16"/>
+      </w:rPr>
+      <w:t>Plan  |</w:t>
+    </w:r>
+    <w:proofErr w:type="gramEnd"/>
+    <w:r>
+      <w:rPr>
+        <w:color w:val="666666"/>
+        <w:sz w:val="16"/>
+        <w:szCs w:val="16"/>
+      </w:rPr>
+      <w:t xml:space="preserve">  </w:t>
+    </w:r>
+    <w:proofErr w:type="gramStart"/>
+    <w:r>
+      <w:rPr>
+        <w:color w:val="666666"/>
+        <w:sz w:val="16"/>
+        <w:szCs w:val="16"/>
+      </w:rPr>
+      <w:t>v1.0  |</w:t>
+    </w:r>
+    <w:proofErr w:type="gramEnd"/>
+    <w:r>
+      <w:rPr>
+        <w:color w:val="666666"/>
+        <w:sz w:val="16"/>
+        <w:szCs w:val="16"/>
+      </w:rPr>
+      <w:t xml:space="preserve">  March 2026</w:t>
+    </w:r>
+    <w:r>
+      <w:rPr>
+        <w:color w:val="666666"/>
+        <w:sz w:val="16"/>
+        <w:szCs w:val="16"/>
+      </w:rPr>
+      <w:tab/>
+    </w:r>
+    <w:r>
+      <w:rPr>
+        <w:color w:val="666666"/>
+        <w:sz w:val="16"/>
+        <w:szCs w:val="16"/>
+      </w:rPr>
+      <w:tab/>
+    </w:r>
+    <w:r>
+      <w:rPr>
+        <w:color w:val="666666"/>
+        <w:sz w:val="16"/>
+        <w:szCs w:val="16"/>
+      </w:rPr>
+      <w:tab/>
+      <w:t xml:space="preserve">   </w:t>
+    </w:r>
+    <w:r>
+      <w:rPr>
+        <w:color w:val="666666"/>
+        <w:sz w:val="16"/>
+        <w:szCs w:val="16"/>
+      </w:rPr>
+      <w:t>© 2026 Shawn Sammartano. All rights reserved.</w:t>
     </w:r>
   </w:p>
 </w:hdr>
@@ -6991,6 +9268,48 @@
       <w:szCs w:val="20"/>
     </w:rPr>
   </w:style>
+  <w:style w:type="paragraph" w:styleId="Header">
+    <w:name w:val="header"/>
+    <w:basedOn w:val="Normal"/>
+    <w:link w:val="HeaderChar"/>
+    <w:uiPriority w:val="99"/>
+    <w:unhideWhenUsed/>
+    <w:rsid w:val="00276582"/>
+    <w:pPr>
+      <w:tabs>
+        <w:tab w:val="center" w:pos="4680"/>
+        <w:tab w:val="right" w:pos="9360"/>
+      </w:tabs>
+    </w:pPr>
+  </w:style>
+  <w:style w:type="character" w:customStyle="1" w:styleId="HeaderChar">
+    <w:name w:val="Header Char"/>
+    <w:basedOn w:val="DefaultParagraphFont"/>
+    <w:link w:val="Header"/>
+    <w:uiPriority w:val="99"/>
+    <w:rsid w:val="00276582"/>
+  </w:style>
+  <w:style w:type="paragraph" w:styleId="Footer">
+    <w:name w:val="footer"/>
+    <w:basedOn w:val="Normal"/>
+    <w:link w:val="FooterChar"/>
+    <w:uiPriority w:val="99"/>
+    <w:unhideWhenUsed/>
+    <w:rsid w:val="00276582"/>
+    <w:pPr>
+      <w:tabs>
+        <w:tab w:val="center" w:pos="4680"/>
+        <w:tab w:val="right" w:pos="9360"/>
+      </w:tabs>
+    </w:pPr>
+  </w:style>
+  <w:style w:type="character" w:customStyle="1" w:styleId="FooterChar">
+    <w:name w:val="Footer Char"/>
+    <w:basedOn w:val="DefaultParagraphFont"/>
+    <w:link w:val="Footer"/>
+    <w:uiPriority w:val="99"/>
+    <w:rsid w:val="00276582"/>
+  </w:style>
 </w:styles>
 </file>
 
